--- a/app/backend/templates/DISCLOSURE_STATEMENT.docx
+++ b/app/backend/templates/DISCLOSURE_STATEMENT.docx
@@ -344,6 +344,15 @@
                 <w:szCs w:val="18"/>
               </w:rPr>
               <w:br/>
+            </w:r>
+            <w:r>
+              <w:rPr>
+                <w:b/>
+                <w:bCs/>
+                <w:sz w:val="18"/>
+                <w:szCs w:val="18"/>
+              </w:rPr>
+              <w:t>{Address} </w:t>
             </w:r>
           </w:p>
         </w:tc>
@@ -603,24 +612,16 @@
             <w:tblPr>
               <w:tblStyle w:val="TableGrid"/>
               <w:tblW w:w="8705" w:type="dxa"/>
-              <w:tblBorders>
-                <w:top w:val="none" w:sz="0" w:space="0" w:color="auto"/>
-                <w:left w:val="none" w:sz="0" w:space="0" w:color="auto"/>
-                <w:bottom w:val="none" w:sz="0" w:space="0" w:color="auto"/>
-                <w:right w:val="none" w:sz="0" w:space="0" w:color="auto"/>
-                <w:insideH w:val="none" w:sz="0" w:space="0" w:color="auto"/>
-                <w:insideV w:val="none" w:sz="0" w:space="0" w:color="auto"/>
-              </w:tblBorders>
               <w:tblLook w:val="04A0" w:firstRow="1" w:lastRow="0" w:firstColumn="1" w:lastColumn="0" w:noHBand="0" w:noVBand="1"/>
             </w:tblPr>
             <w:tblGrid>
-              <w:gridCol w:w="2610"/>
-              <w:gridCol w:w="6095"/>
+              <w:gridCol w:w="5167"/>
+              <w:gridCol w:w="3538"/>
             </w:tblGrid>
             <w:tr>
               <w:tc>
                 <w:tcPr>
-                  <w:tcW w:w="2610" w:type="dxa"/>
+                  <w:tcW w:w="5167" w:type="dxa"/>
                 </w:tcPr>
                 <w:p>
                   <w:pPr>
@@ -635,13 +636,29 @@
                       <w:sz w:val="18"/>
                       <w:szCs w:val="18"/>
                     </w:rPr>
-                    <w:t>Processing Fee</w:t>
+                    <w:t>{#</w:t>
+                  </w:r>
+                  <w:proofErr w:type="gramStart"/>
+                  <w:r>
+                    <w:rPr>
+                      <w:sz w:val="18"/>
+                      <w:szCs w:val="18"/>
+                    </w:rPr>
+                    <w:t>HasProcessingFee}Processing</w:t>
+                  </w:r>
+                  <w:proofErr w:type="gramEnd"/>
+                  <w:r>
+                    <w:rPr>
+                      <w:sz w:val="18"/>
+                      <w:szCs w:val="18"/>
+                    </w:rPr>
+                    <w:t xml:space="preserve"> Fee</w:t>
                   </w:r>
                 </w:p>
               </w:tc>
               <w:tc>
                 <w:tcPr>
-                  <w:tcW w:w="6095" w:type="dxa"/>
+                  <w:tcW w:w="3538" w:type="dxa"/>
                 </w:tcPr>
                 <w:p>
                   <w:pPr>
@@ -656,7 +673,6 @@
                     <w:rPr>
                       <w:sz w:val="18"/>
                       <w:szCs w:val="18"/>
-                      <w:lang w:val="en-ID"/>
                     </w:rPr>
                     <w:t>{</w:t>
                   </w:r>
@@ -665,7 +681,6 @@
                     <w:rPr>
                       <w:sz w:val="18"/>
                       <w:szCs w:val="18"/>
-                      <w:lang w:val="en-ID"/>
                     </w:rPr>
                     <w:t>ProcessingFee</w:t>
                   </w:r>
@@ -674,7 +689,22 @@
                     <w:rPr>
                       <w:sz w:val="18"/>
                       <w:szCs w:val="18"/>
-                      <w:lang w:val="en-ID"/>
+                    </w:rPr>
+                    <w:t>}{/</w:t>
+                  </w:r>
+                  <w:proofErr w:type="spellStart"/>
+                  <w:r>
+                    <w:rPr>
+                      <w:sz w:val="18"/>
+                      <w:szCs w:val="18"/>
+                    </w:rPr>
+                    <w:t>HasProcessingFee</w:t>
+                  </w:r>
+                  <w:proofErr w:type="spellEnd"/>
+                  <w:r>
+                    <w:rPr>
+                      <w:sz w:val="18"/>
+                      <w:szCs w:val="18"/>
                     </w:rPr>
                     <w:t>}</w:t>
                   </w:r>
@@ -684,7 +714,7 @@
             <w:tr>
               <w:tc>
                 <w:tcPr>
-                  <w:tcW w:w="2610" w:type="dxa"/>
+                  <w:tcW w:w="5167" w:type="dxa"/>
                 </w:tcPr>
                 <w:p>
                   <w:pPr>
@@ -699,13 +729,29 @@
                       <w:sz w:val="18"/>
                       <w:szCs w:val="18"/>
                     </w:rPr>
-                    <w:t>Advance Interest</w:t>
+                    <w:t>{#</w:t>
+                  </w:r>
+                  <w:proofErr w:type="gramStart"/>
+                  <w:r>
+                    <w:rPr>
+                      <w:sz w:val="18"/>
+                      <w:szCs w:val="18"/>
+                    </w:rPr>
+                    <w:t>HasAdvanceInterest}Advance</w:t>
+                  </w:r>
+                  <w:proofErr w:type="gramEnd"/>
+                  <w:r>
+                    <w:rPr>
+                      <w:sz w:val="18"/>
+                      <w:szCs w:val="18"/>
+                    </w:rPr>
+                    <w:t xml:space="preserve"> Interest</w:t>
                   </w:r>
                 </w:p>
               </w:tc>
               <w:tc>
                 <w:tcPr>
-                  <w:tcW w:w="6095" w:type="dxa"/>
+                  <w:tcW w:w="3538" w:type="dxa"/>
                 </w:tcPr>
                 <w:p>
                   <w:pPr>
@@ -730,6 +776,22 @@
                       <w:szCs w:val="18"/>
                     </w:rPr>
                     <w:t>AdvanceInterest</w:t>
+                  </w:r>
+                  <w:proofErr w:type="spellEnd"/>
+                  <w:r>
+                    <w:rPr>
+                      <w:sz w:val="18"/>
+                      <w:szCs w:val="18"/>
+                    </w:rPr>
+                    <w:t>}{/</w:t>
+                  </w:r>
+                  <w:proofErr w:type="spellStart"/>
+                  <w:r>
+                    <w:rPr>
+                      <w:sz w:val="18"/>
+                      <w:szCs w:val="18"/>
+                    </w:rPr>
+                    <w:t>HasAdvanceInterest</w:t>
                   </w:r>
                   <w:proofErr w:type="spellEnd"/>
                   <w:r>
@@ -745,7 +807,7 @@
             <w:tr>
               <w:tc>
                 <w:tcPr>
-                  <w:tcW w:w="2610" w:type="dxa"/>
+                  <w:tcW w:w="5167" w:type="dxa"/>
                 </w:tcPr>
                 <w:p>
                   <w:pPr>
@@ -760,13 +822,29 @@
                       <w:sz w:val="18"/>
                       <w:szCs w:val="18"/>
                     </w:rPr>
-                    <w:t>Account Management Fee</w:t>
+                    <w:t>{#</w:t>
+                  </w:r>
+                  <w:proofErr w:type="gramStart"/>
+                  <w:r>
+                    <w:rPr>
+                      <w:sz w:val="18"/>
+                      <w:szCs w:val="18"/>
+                    </w:rPr>
+                    <w:t>HasAccountManagementFee}Account</w:t>
+                  </w:r>
+                  <w:proofErr w:type="gramEnd"/>
+                  <w:r>
+                    <w:rPr>
+                      <w:sz w:val="18"/>
+                      <w:szCs w:val="18"/>
+                    </w:rPr>
+                    <w:t xml:space="preserve"> Management Fee</w:t>
                   </w:r>
                 </w:p>
               </w:tc>
               <w:tc>
                 <w:tcPr>
-                  <w:tcW w:w="6095" w:type="dxa"/>
+                  <w:tcW w:w="3538" w:type="dxa"/>
                 </w:tcPr>
                 <w:p>
                   <w:pPr>
@@ -791,6 +869,22 @@
                       <w:szCs w:val="18"/>
                     </w:rPr>
                     <w:t>AccountManagementFee</w:t>
+                  </w:r>
+                  <w:proofErr w:type="spellEnd"/>
+                  <w:r>
+                    <w:rPr>
+                      <w:sz w:val="18"/>
+                      <w:szCs w:val="18"/>
+                    </w:rPr>
+                    <w:t>}{/</w:t>
+                  </w:r>
+                  <w:proofErr w:type="spellStart"/>
+                  <w:r>
+                    <w:rPr>
+                      <w:sz w:val="18"/>
+                      <w:szCs w:val="18"/>
+                    </w:rPr>
+                    <w:t>HasAccountManagementFee</w:t>
                   </w:r>
                   <w:proofErr w:type="spellEnd"/>
                   <w:r>
@@ -806,7 +900,7 @@
             <w:tr>
               <w:tc>
                 <w:tcPr>
-                  <w:tcW w:w="2610" w:type="dxa"/>
+                  <w:tcW w:w="5167" w:type="dxa"/>
                 </w:tcPr>
                 <w:p>
                   <w:pPr>
@@ -821,13 +915,29 @@
                       <w:sz w:val="18"/>
                       <w:szCs w:val="18"/>
                     </w:rPr>
-                    <w:t>Miscellaneous Fee</w:t>
+                    <w:t>{#</w:t>
+                  </w:r>
+                  <w:proofErr w:type="gramStart"/>
+                  <w:r>
+                    <w:rPr>
+                      <w:sz w:val="18"/>
+                      <w:szCs w:val="18"/>
+                    </w:rPr>
+                    <w:t>HasMiscellaneousFee}Miscellaneous</w:t>
+                  </w:r>
+                  <w:proofErr w:type="gramEnd"/>
+                  <w:r>
+                    <w:rPr>
+                      <w:sz w:val="18"/>
+                      <w:szCs w:val="18"/>
+                    </w:rPr>
+                    <w:t xml:space="preserve"> Fee</w:t>
                   </w:r>
                 </w:p>
               </w:tc>
               <w:tc>
                 <w:tcPr>
-                  <w:tcW w:w="6095" w:type="dxa"/>
+                  <w:tcW w:w="3538" w:type="dxa"/>
                 </w:tcPr>
                 <w:p>
                   <w:pPr>
@@ -838,13 +948,52 @@
                       <w:szCs w:val="18"/>
                     </w:rPr>
                   </w:pPr>
+                  <w:r>
+                    <w:rPr>
+                      <w:sz w:val="18"/>
+                      <w:szCs w:val="18"/>
+                    </w:rPr>
+                    <w:t>{</w:t>
+                  </w:r>
+                  <w:proofErr w:type="spellStart"/>
+                  <w:r>
+                    <w:rPr>
+                      <w:sz w:val="18"/>
+                      <w:szCs w:val="18"/>
+                    </w:rPr>
+                    <w:t>MiscellaneousFee</w:t>
+                  </w:r>
+                  <w:proofErr w:type="spellEnd"/>
+                  <w:r>
+                    <w:rPr>
+                      <w:sz w:val="18"/>
+                      <w:szCs w:val="18"/>
+                    </w:rPr>
+                    <w:t>}{/</w:t>
+                  </w:r>
+                  <w:proofErr w:type="spellStart"/>
+                  <w:r>
+                    <w:rPr>
+                      <w:sz w:val="18"/>
+                      <w:szCs w:val="18"/>
+                    </w:rPr>
+                    <w:t>HasMiscellaneousFee</w:t>
+                  </w:r>
+                  <w:proofErr w:type="spellEnd"/>
+                  <w:r>
+                    <w:rPr>
+                      <w:sz w:val="18"/>
+                      <w:szCs w:val="18"/>
+                    </w:rPr>
+                    <w:t>}</w:t>
+                  </w:r>
                 </w:p>
               </w:tc>
             </w:tr>
             <w:tr>
               <w:tc>
                 <w:tcPr>
-                  <w:tcW w:w="2610" w:type="dxa"/>
+                  <w:tcW w:w="5167" w:type="dxa"/>
                 </w:tcPr>
                 <w:p>
                   <w:pPr>
@@ -859,13 +1008,29 @@
                       <w:sz w:val="18"/>
                       <w:szCs w:val="18"/>
                     </w:rPr>
-                    <w:t>Doc Stamp</w:t>
+                    <w:t>{#</w:t>
+                  </w:r>
+                  <w:proofErr w:type="gramStart"/>
+                  <w:r>
+                    <w:rPr>
+                      <w:sz w:val="18"/>
+                      <w:szCs w:val="18"/>
+                    </w:rPr>
+                    <w:t>HasDocStamp}Doc</w:t>
+                  </w:r>
+                  <w:proofErr w:type="gramEnd"/>
+                  <w:r>
+                    <w:rPr>
+                      <w:sz w:val="18"/>
+                      <w:szCs w:val="18"/>
+                    </w:rPr>
+                    <w:t xml:space="preserve"> Stamp</w:t>
                   </w:r>
                 </w:p>
               </w:tc>
               <w:tc>
                 <w:tcPr>
-                  <w:tcW w:w="6095" w:type="dxa"/>
+                  <w:tcW w:w="3538" w:type="dxa"/>
                 </w:tcPr>
                 <w:p>
                   <w:pPr>
@@ -890,6 +1055,22 @@
                       <w:szCs w:val="18"/>
                     </w:rPr>
                     <w:t>DocStamp</w:t>
+                  </w:r>
+                  <w:proofErr w:type="spellEnd"/>
+                  <w:r>
+                    <w:rPr>
+                      <w:sz w:val="18"/>
+                      <w:szCs w:val="18"/>
+                    </w:rPr>
+                    <w:t>}{/</w:t>
+                  </w:r>
+                  <w:proofErr w:type="spellStart"/>
+                  <w:r>
+                    <w:rPr>
+                      <w:sz w:val="18"/>
+                      <w:szCs w:val="18"/>
+                    </w:rPr>
+                    <w:t>HasDocStamp</w:t>
                   </w:r>
                   <w:proofErr w:type="spellEnd"/>
                   <w:r>
@@ -905,7 +1086,7 @@
             <w:tr>
               <w:tc>
                 <w:tcPr>
-                  <w:tcW w:w="2610" w:type="dxa"/>
+                  <w:tcW w:w="5167" w:type="dxa"/>
                 </w:tcPr>
                 <w:p>
                   <w:pPr>
@@ -920,13 +1101,29 @@
                       <w:sz w:val="18"/>
                       <w:szCs w:val="18"/>
                     </w:rPr>
-                    <w:t>Outstanding Balance</w:t>
+                    <w:t>{#</w:t>
+                  </w:r>
+                  <w:proofErr w:type="gramStart"/>
+                  <w:r>
+                    <w:rPr>
+                      <w:sz w:val="18"/>
+                      <w:szCs w:val="18"/>
+                    </w:rPr>
+                    <w:t>HasOutstandingBalance}Outstanding</w:t>
+                  </w:r>
+                  <w:proofErr w:type="gramEnd"/>
+                  <w:r>
+                    <w:rPr>
+                      <w:sz w:val="18"/>
+                      <w:szCs w:val="18"/>
+                    </w:rPr>
+                    <w:t xml:space="preserve"> Balance</w:t>
                   </w:r>
                 </w:p>
               </w:tc>
               <w:tc>
                 <w:tcPr>
-                  <w:tcW w:w="6095" w:type="dxa"/>
+                  <w:tcW w:w="3538" w:type="dxa"/>
                 </w:tcPr>
                 <w:p>
                   <w:pPr>
@@ -951,6 +1148,22 @@
                       <w:szCs w:val="18"/>
                     </w:rPr>
                     <w:t>OutstandingBalance</w:t>
+                  </w:r>
+                  <w:proofErr w:type="spellEnd"/>
+                  <w:r>
+                    <w:rPr>
+                      <w:sz w:val="18"/>
+                      <w:szCs w:val="18"/>
+                    </w:rPr>
+                    <w:t>}{/</w:t>
+                  </w:r>
+                  <w:proofErr w:type="spellStart"/>
+                  <w:r>
+                    <w:rPr>
+                      <w:sz w:val="18"/>
+                      <w:szCs w:val="18"/>
+                    </w:rPr>
+                    <w:t>HasOutstandingBalance</w:t>
                   </w:r>
                   <w:proofErr w:type="spellEnd"/>
                   <w:r>
@@ -966,7 +1179,7 @@
             <w:tr>
               <w:tc>
                 <w:tcPr>
-                  <w:tcW w:w="2610" w:type="dxa"/>
+                  <w:tcW w:w="5167" w:type="dxa"/>
                 </w:tcPr>
                 <w:p>
                   <w:pPr>
@@ -981,13 +1194,22 @@
                       <w:sz w:val="18"/>
                       <w:szCs w:val="18"/>
                     </w:rPr>
-                    <w:t>Others</w:t>
-                  </w:r>
+                    <w:t>{#</w:t>
+                  </w:r>
+                  <w:proofErr w:type="gramStart"/>
+                  <w:r>
+                    <w:rPr>
+                      <w:sz w:val="18"/>
+                      <w:szCs w:val="18"/>
+                    </w:rPr>
+                    <w:t>HasOthers}Others</w:t>
+                  </w:r>
+                  <w:proofErr w:type="gramEnd"/>
                 </w:p>
               </w:tc>
               <w:tc>
                 <w:tcPr>
-                  <w:tcW w:w="6095" w:type="dxa"/>
+                  <w:tcW w:w="3538" w:type="dxa"/>
                 </w:tcPr>
                 <w:p>
                   <w:pPr>
@@ -1003,7 +1225,7 @@
                       <w:sz w:val="18"/>
                       <w:szCs w:val="18"/>
                     </w:rPr>
-                    <w:t>{Others}</w:t>
+                    <w:t>{Others}{/HasOthers}</w:t>
                   </w:r>
                 </w:p>
               </w:tc>
@@ -1139,6 +1361,35 @@
                       <w:szCs w:val="18"/>
                     </w:rPr>
                   </w:pPr>
+                  <w:r>
+                    <w:rPr>
+                      <w:b/>
+                      <w:bCs/>
+                      <w:sz w:val="18"/>
+                      <w:szCs w:val="18"/>
+                    </w:rPr>
+                    <w:t>{</w:t>
+                  </w:r>
+                  <w:proofErr w:type="spellStart"/>
+                  <w:r>
+                    <w:rPr>
+                      <w:b/>
+                      <w:bCs/>
+                      <w:sz w:val="18"/>
+                      <w:szCs w:val="18"/>
+                    </w:rPr>
+                    <w:t>NetProceeds</w:t>
+                  </w:r>
+                  <w:proofErr w:type="spellEnd"/>
+                  <w:r>
+                    <w:rPr>
+                      <w:b/>
+                      <w:bCs/>
+                      <w:sz w:val="18"/>
+                      <w:szCs w:val="18"/>
+                    </w:rPr>
+                    <w:t>}</w:t>
+                  </w:r>
                 </w:p>
               </w:tc>
             </w:tr>
@@ -1933,7 +2184,83 @@
           <w:sz w:val="18"/>
           <w:szCs w:val="18"/>
         </w:rPr>
-        <w:t>I/WE ACKNOWLEDGE RECEIPT OF THIS STATEMENT BEFORE THE CONSUMMATION OF THE CREDIT TRANSACTION RECEIVED FROM EASYCASH LENDING COMPANY INC. () IN BDO CASH CHECK #</w:t>
+        <w:t xml:space="preserve">I/WE ACKNOWLEDGE RECEIPT OF THIS STATEMENT BEFORE THE CONSUMMATION OF THE CREDIT TRANSACTION RECEIVED FROM EASYCASH LENDING COMPANY INC. </w:t>
+      </w:r>
+      <w:proofErr w:type="gramStart"/>
+      <w:r>
+        <w:rPr>
+          <w:sz w:val="18"/>
+          <w:szCs w:val="18"/>
+        </w:rPr>
+        <w:t>(</w:t>
+      </w:r>
+      <w:r>
+        <w:rPr>
+          <w:sz w:val="18"/>
+          <w:szCs w:val="18"/>
+        </w:rPr>
+        <w:t xml:space="preserve"> P</w:t>
+      </w:r>
+      <w:proofErr w:type="gramEnd"/>
+      <w:r>
+        <w:rPr>
+          <w:sz w:val="18"/>
+          <w:szCs w:val="18"/>
+        </w:rPr>
+        <w:t xml:space="preserve"> </w:t>
+      </w:r>
+      <w:r>
+        <w:rPr>
+          <w:sz w:val="18"/>
+          <w:szCs w:val="18"/>
+        </w:rPr>
+        <w:t>{</w:t>
+      </w:r>
+      <w:proofErr w:type="spellStart"/>
+      <w:r>
+        <w:rPr>
+          <w:sz w:val="18"/>
+          <w:szCs w:val="18"/>
+        </w:rPr>
+        <w:t>NetProceeds</w:t>
+      </w:r>
+      <w:proofErr w:type="spellEnd"/>
+      <w:proofErr w:type="gramStart"/>
+      <w:r>
+        <w:rPr>
+          <w:sz w:val="18"/>
+          <w:szCs w:val="18"/>
+        </w:rPr>
+        <w:t>}</w:t>
+      </w:r>
+      <w:r>
+        <w:rPr>
+          <w:sz w:val="18"/>
+          <w:szCs w:val="18"/>
+        </w:rPr>
+        <w:t xml:space="preserve"> </w:t>
+      </w:r>
+      <w:r>
+        <w:rPr>
+          <w:sz w:val="18"/>
+          <w:szCs w:val="18"/>
+        </w:rPr>
+        <w:t>)</w:t>
+      </w:r>
+      <w:proofErr w:type="gramEnd"/>
+      <w:r>
+        <w:rPr>
+          <w:sz w:val="18"/>
+          <w:szCs w:val="18"/>
+        </w:rPr>
+        <w:t xml:space="preserve"> IN BDO </w:t>
+      </w:r>
+      <w:r>
+        <w:rPr>
+          <w:sz w:val="18"/>
+          <w:szCs w:val="18"/>
+        </w:rPr>
+        <w:t>CHECK#</w:t>
       </w:r>
     </w:p>
     <w:p>
@@ -2135,24 +2462,872 @@
       <w:pPr>
         <w:jc w:val="center"/>
         <w:rPr>
-          <w:b/>
-          <w:bCs/>
-          <w:sz w:val="24"/>
-          <w:szCs w:val="24"/>
+          <w:sz w:val="18"/>
+          <w:szCs w:val="18"/>
         </w:rPr>
       </w:pPr>
-      <w:bookmarkStart w:id="0" w:name="_rq7xi1vrregq" w:colFirst="0" w:colLast="0"/>
-      <w:bookmarkEnd w:id="0"/>
       <w:r>
         <w:rPr>
-          <w:b/>
-          <w:bCs/>
-          <w:sz w:val="24"/>
-          <w:szCs w:val="24"/>
-        </w:rPr>
-        <w:t xml:space="preserve"> </w:t>
+          <w:sz w:val="18"/>
+          <w:szCs w:val="18"/>
+        </w:rPr>
+        <w:t>AMORTIZATION SCHEDULE</w:t>
       </w:r>
     </w:p>
+    <w:tbl>
+      <w:tblPr>
+        <w:tblStyle w:val="TableGrid"/>
+        <w:tblW w:w="10790" w:type="dxa"/>
+        <w:tblBorders>
+          <w:top w:val="single" w:sz="4" w:space="0" w:color="D9D9D9" w:themeColor="background1" w:themeShade="D9"/>
+          <w:left w:val="single" w:sz="4" w:space="0" w:color="D9D9D9" w:themeColor="background1" w:themeShade="D9"/>
+          <w:bottom w:val="single" w:sz="4" w:space="0" w:color="D9D9D9" w:themeColor="background1" w:themeShade="D9"/>
+          <w:right w:val="single" w:sz="4" w:space="0" w:color="D9D9D9" w:themeColor="background1" w:themeShade="D9"/>
+          <w:insideH w:val="single" w:sz="4" w:space="0" w:color="D9D9D9" w:themeColor="background1" w:themeShade="D9"/>
+          <w:insideV w:val="single" w:sz="4" w:space="0" w:color="D9D9D9" w:themeColor="background1" w:themeShade="D9"/>
+        </w:tblBorders>
+        <w:tblLayout w:type="fixed"/>
+        <w:tblLook w:val="04A0" w:firstRow="1" w:lastRow="0" w:firstColumn="1" w:lastColumn="0" w:noHBand="0" w:noVBand="1"/>
+      </w:tblPr>
+      <w:tblGrid>
+        <w:gridCol w:w="846"/>
+        <w:gridCol w:w="1843"/>
+        <w:gridCol w:w="1701"/>
+        <w:gridCol w:w="1457"/>
+        <w:gridCol w:w="1236"/>
+        <w:gridCol w:w="1701"/>
+        <w:gridCol w:w="2006"/>
+      </w:tblGrid>
+      <w:tr>
+        <w:tc>
+          <w:tcPr>
+            <w:tcW w:w="846" w:type="dxa"/>
+          </w:tcPr>
+          <w:p>
+            <w:pPr>
+              <w:jc w:val="center"/>
+              <w:rPr>
+                <w:b/>
+                <w:bCs/>
+                <w:sz w:val="18"/>
+                <w:szCs w:val="18"/>
+              </w:rPr>
+            </w:pPr>
+            <w:r>
+              <w:rPr>
+                <w:rFonts w:ascii="Segoe UI" w:eastAsia="Times New Roman" w:hAnsi="Segoe UI" w:cs="Segoe UI"/>
+                <w:sz w:val="18"/>
+                <w:szCs w:val="18"/>
+                <w:lang w:val="en-ID"/>
+              </w:rPr>
+              <w:t>#</w:t>
+            </w:r>
+          </w:p>
+        </w:tc>
+        <w:tc>
+          <w:tcPr>
+            <w:tcW w:w="1843" w:type="dxa"/>
+          </w:tcPr>
+          <w:p>
+            <w:pPr>
+              <w:jc w:val="center"/>
+              <w:rPr>
+                <w:b/>
+                <w:bCs/>
+                <w:sz w:val="18"/>
+                <w:szCs w:val="18"/>
+              </w:rPr>
+            </w:pPr>
+            <w:r>
+              <w:rPr>
+                <w:rFonts w:ascii="Segoe UI" w:eastAsia="Times New Roman" w:hAnsi="Segoe UI" w:cs="Segoe UI"/>
+                <w:sz w:val="18"/>
+                <w:szCs w:val="18"/>
+                <w:lang w:val="en-ID"/>
+              </w:rPr>
+              <w:t>Date</w:t>
+            </w:r>
+          </w:p>
+        </w:tc>
+        <w:tc>
+          <w:tcPr>
+            <w:tcW w:w="1701" w:type="dxa"/>
+          </w:tcPr>
+          <w:p>
+            <w:pPr>
+              <w:jc w:val="center"/>
+              <w:rPr>
+                <w:b/>
+                <w:bCs/>
+                <w:sz w:val="18"/>
+                <w:szCs w:val="18"/>
+              </w:rPr>
+            </w:pPr>
+            <w:r>
+              <w:rPr>
+                <w:rFonts w:ascii="Segoe UI" w:eastAsia="Times New Roman" w:hAnsi="Segoe UI" w:cs="Segoe UI"/>
+                <w:sz w:val="18"/>
+                <w:szCs w:val="18"/>
+                <w:lang w:val="en-ID"/>
+              </w:rPr>
+              <w:t>Principal</w:t>
+            </w:r>
+          </w:p>
+        </w:tc>
+        <w:tc>
+          <w:tcPr>
+            <w:tcW w:w="1457" w:type="dxa"/>
+          </w:tcPr>
+          <w:p>
+            <w:pPr>
+              <w:jc w:val="center"/>
+              <w:rPr>
+                <w:b/>
+                <w:bCs/>
+                <w:sz w:val="18"/>
+                <w:szCs w:val="18"/>
+              </w:rPr>
+            </w:pPr>
+            <w:r>
+              <w:rPr>
+                <w:rFonts w:ascii="Segoe UI" w:eastAsia="Times New Roman" w:hAnsi="Segoe UI" w:cs="Segoe UI"/>
+                <w:sz w:val="18"/>
+                <w:szCs w:val="18"/>
+                <w:lang w:val="en-ID"/>
+              </w:rPr>
+              <w:t>Interest</w:t>
+            </w:r>
+          </w:p>
+        </w:tc>
+        <w:tc>
+          <w:tcPr>
+            <w:tcW w:w="1236" w:type="dxa"/>
+          </w:tcPr>
+          <w:p>
+            <w:pPr>
+              <w:jc w:val="center"/>
+              <w:rPr>
+                <w:b/>
+                <w:bCs/>
+                <w:sz w:val="18"/>
+                <w:szCs w:val="18"/>
+              </w:rPr>
+            </w:pPr>
+            <w:r>
+              <w:rPr>
+                <w:rFonts w:ascii="Segoe UI" w:eastAsia="Times New Roman" w:hAnsi="Segoe UI" w:cs="Segoe UI"/>
+                <w:sz w:val="18"/>
+                <w:szCs w:val="18"/>
+                <w:lang w:val="en-ID"/>
+              </w:rPr>
+              <w:t>Fees</w:t>
+            </w:r>
+          </w:p>
+        </w:tc>
+        <w:tc>
+          <w:tcPr>
+            <w:tcW w:w="1701" w:type="dxa"/>
+          </w:tcPr>
+          <w:p>
+            <w:pPr>
+              <w:jc w:val="center"/>
+              <w:rPr>
+                <w:b/>
+                <w:bCs/>
+                <w:sz w:val="18"/>
+                <w:szCs w:val="18"/>
+              </w:rPr>
+            </w:pPr>
+            <w:r>
+              <w:rPr>
+                <w:rFonts w:ascii="Segoe UI" w:eastAsia="Times New Roman" w:hAnsi="Segoe UI" w:cs="Segoe UI"/>
+                <w:sz w:val="18"/>
+                <w:szCs w:val="18"/>
+                <w:lang w:val="en-ID"/>
+              </w:rPr>
+              <w:t>Payment Due</w:t>
+            </w:r>
+          </w:p>
+        </w:tc>
+        <w:tc>
+          <w:tcPr>
+            <w:tcW w:w="2006" w:type="dxa"/>
+          </w:tcPr>
+          <w:p>
+            <w:pPr>
+              <w:jc w:val="center"/>
+              <w:rPr>
+                <w:b/>
+                <w:bCs/>
+                <w:sz w:val="18"/>
+                <w:szCs w:val="18"/>
+              </w:rPr>
+            </w:pPr>
+            <w:r>
+              <w:rPr>
+                <w:rFonts w:ascii="Segoe UI" w:eastAsia="Times New Roman" w:hAnsi="Segoe UI" w:cs="Segoe UI"/>
+                <w:sz w:val="18"/>
+                <w:szCs w:val="18"/>
+                <w:lang w:val="en-ID"/>
+              </w:rPr>
+              <w:t>Balance</w:t>
+            </w:r>
+          </w:p>
+        </w:tc>
+      </w:tr>
+      <w:tr>
+        <w:tc>
+          <w:tcPr>
+            <w:tcW w:w="846" w:type="dxa"/>
+            <w:hideMark/>
+          </w:tcPr>
+          <w:p>
+            <w:pPr>
+              <w:rPr>
+                <w:rFonts w:ascii="Segoe UI" w:eastAsia="Times New Roman" w:hAnsi="Segoe UI" w:cs="Segoe UI"/>
+                <w:sz w:val="18"/>
+                <w:szCs w:val="18"/>
+                <w:lang w:val="en-ID"/>
+              </w:rPr>
+            </w:pPr>
+          </w:p>
+        </w:tc>
+        <w:tc>
+          <w:tcPr>
+            <w:tcW w:w="1843" w:type="dxa"/>
+            <w:hideMark/>
+          </w:tcPr>
+          <w:p>
+            <w:pPr>
+              <w:rPr>
+                <w:rFonts w:ascii="Segoe UI" w:eastAsia="Times New Roman" w:hAnsi="Segoe UI" w:cs="Segoe UI"/>
+                <w:sz w:val="18"/>
+                <w:szCs w:val="18"/>
+                <w:lang w:val="en-ID"/>
+              </w:rPr>
+            </w:pPr>
+          </w:p>
+        </w:tc>
+        <w:tc>
+          <w:tcPr>
+            <w:tcW w:w="1701" w:type="dxa"/>
+            <w:hideMark/>
+          </w:tcPr>
+          <w:p>
+            <w:pPr>
+              <w:rPr>
+                <w:rFonts w:ascii="Segoe UI" w:eastAsia="Times New Roman" w:hAnsi="Segoe UI" w:cs="Segoe UI"/>
+                <w:sz w:val="18"/>
+                <w:szCs w:val="18"/>
+                <w:lang w:val="en-ID"/>
+              </w:rPr>
+            </w:pPr>
+          </w:p>
+        </w:tc>
+        <w:tc>
+          <w:tcPr>
+            <w:tcW w:w="1457" w:type="dxa"/>
+            <w:hideMark/>
+          </w:tcPr>
+          <w:p>
+            <w:pPr>
+              <w:rPr>
+                <w:rFonts w:ascii="Segoe UI" w:eastAsia="Times New Roman" w:hAnsi="Segoe UI" w:cs="Segoe UI"/>
+                <w:sz w:val="18"/>
+                <w:szCs w:val="18"/>
+                <w:lang w:val="en-ID"/>
+              </w:rPr>
+            </w:pPr>
+          </w:p>
+        </w:tc>
+        <w:tc>
+          <w:tcPr>
+            <w:tcW w:w="1236" w:type="dxa"/>
+            <w:hideMark/>
+          </w:tcPr>
+          <w:p>
+            <w:pPr>
+              <w:rPr>
+                <w:rFonts w:ascii="Segoe UI" w:eastAsia="Times New Roman" w:hAnsi="Segoe UI" w:cs="Segoe UI"/>
+                <w:sz w:val="18"/>
+                <w:szCs w:val="18"/>
+                <w:lang w:val="en-ID"/>
+              </w:rPr>
+            </w:pPr>
+          </w:p>
+        </w:tc>
+        <w:tc>
+          <w:tcPr>
+            <w:tcW w:w="1701" w:type="dxa"/>
+            <w:hideMark/>
+          </w:tcPr>
+          <w:p>
+            <w:pPr>
+              <w:rPr>
+                <w:rFonts w:ascii="Segoe UI" w:eastAsia="Times New Roman" w:hAnsi="Segoe UI" w:cs="Segoe UI"/>
+                <w:sz w:val="18"/>
+                <w:szCs w:val="18"/>
+                <w:lang w:val="en-ID"/>
+              </w:rPr>
+            </w:pPr>
+          </w:p>
+        </w:tc>
+        <w:tc>
+          <w:tcPr>
+            <w:tcW w:w="2006" w:type="dxa"/>
+            <w:hideMark/>
+          </w:tcPr>
+          <w:p>
+            <w:pPr>
+              <w:rPr>
+                <w:rFonts w:ascii="Segoe UI" w:eastAsia="Times New Roman" w:hAnsi="Segoe UI" w:cs="Segoe UI"/>
+                <w:sz w:val="18"/>
+                <w:szCs w:val="18"/>
+                <w:lang w:val="en-ID"/>
+              </w:rPr>
+            </w:pPr>
+          </w:p>
+        </w:tc>
+      </w:tr>
+      <w:tr>
+        <w:tc>
+          <w:tcPr>
+            <w:tcW w:w="846" w:type="dxa"/>
+            <w:tcBorders>
+              <w:bottom w:val="single" w:sz="4" w:space="0" w:color="D9D9D9" w:themeColor="background1" w:themeShade="D9"/>
+            </w:tcBorders>
+          </w:tcPr>
+          <w:p>
+            <w:pPr>
+              <w:jc w:val="center"/>
+              <w:rPr>
+                <w:b/>
+                <w:bCs/>
+                <w:sz w:val="18"/>
+                <w:szCs w:val="18"/>
+              </w:rPr>
+            </w:pPr>
+            <w:r>
+              <w:rPr>
+                <w:rFonts w:ascii="Courier New" w:eastAsia="Times New Roman" w:hAnsi="Courier New" w:cs="Courier New"/>
+                <w:sz w:val="18"/>
+                <w:szCs w:val="18"/>
+                <w:lang w:val="en-ID"/>
+              </w:rPr>
+              <w:t>{#</w:t>
+            </w:r>
+            <w:proofErr w:type="gramStart"/>
+            <w:r>
+              <w:rPr>
+                <w:rFonts w:ascii="Courier New" w:eastAsia="Times New Roman" w:hAnsi="Courier New" w:cs="Courier New"/>
+                <w:sz w:val="18"/>
+                <w:szCs w:val="18"/>
+                <w:lang w:val="en-ID"/>
+              </w:rPr>
+              <w:t>AmortizationSchedule}{</w:t>
+            </w:r>
+            <w:proofErr w:type="gramEnd"/>
+            <w:r>
+              <w:rPr>
+                <w:rFonts w:ascii="Courier New" w:eastAsia="Times New Roman" w:hAnsi="Courier New" w:cs="Courier New"/>
+                <w:sz w:val="18"/>
+                <w:szCs w:val="18"/>
+                <w:lang w:val="en-ID"/>
+              </w:rPr>
+              <w:t>Number}</w:t>
+            </w:r>
+          </w:p>
+        </w:tc>
+        <w:tc>
+          <w:tcPr>
+            <w:tcW w:w="1843" w:type="dxa"/>
+            <w:tcBorders>
+              <w:bottom w:val="single" w:sz="4" w:space="0" w:color="D9D9D9" w:themeColor="background1" w:themeShade="D9"/>
+            </w:tcBorders>
+          </w:tcPr>
+          <w:p>
+            <w:pPr>
+              <w:jc w:val="center"/>
+              <w:rPr>
+                <w:b/>
+                <w:bCs/>
+                <w:sz w:val="18"/>
+                <w:szCs w:val="18"/>
+              </w:rPr>
+            </w:pPr>
+            <w:r>
+              <w:rPr>
+                <w:rFonts w:ascii="Courier New" w:eastAsia="Times New Roman" w:hAnsi="Courier New" w:cs="Courier New"/>
+                <w:sz w:val="18"/>
+                <w:szCs w:val="18"/>
+                <w:lang w:val="en-ID"/>
+              </w:rPr>
+              <w:t>{Date}</w:t>
+            </w:r>
+          </w:p>
+        </w:tc>
+        <w:tc>
+          <w:tcPr>
+            <w:tcW w:w="1701" w:type="dxa"/>
+            <w:tcBorders>
+              <w:bottom w:val="single" w:sz="4" w:space="0" w:color="D9D9D9" w:themeColor="background1" w:themeShade="D9"/>
+            </w:tcBorders>
+          </w:tcPr>
+          <w:p>
+            <w:pPr>
+              <w:jc w:val="center"/>
+              <w:rPr>
+                <w:b/>
+                <w:bCs/>
+                <w:sz w:val="18"/>
+                <w:szCs w:val="18"/>
+              </w:rPr>
+            </w:pPr>
+            <w:r>
+              <w:rPr>
+                <w:rFonts w:ascii="Courier New" w:eastAsia="Times New Roman" w:hAnsi="Courier New" w:cs="Courier New"/>
+                <w:sz w:val="18"/>
+                <w:szCs w:val="18"/>
+                <w:lang w:val="en-ID"/>
+              </w:rPr>
+              <w:t>{Principal}</w:t>
+            </w:r>
+          </w:p>
+        </w:tc>
+        <w:tc>
+          <w:tcPr>
+            <w:tcW w:w="1457" w:type="dxa"/>
+            <w:tcBorders>
+              <w:bottom w:val="single" w:sz="4" w:space="0" w:color="D9D9D9" w:themeColor="background1" w:themeShade="D9"/>
+            </w:tcBorders>
+          </w:tcPr>
+          <w:p>
+            <w:pPr>
+              <w:jc w:val="center"/>
+              <w:rPr>
+                <w:b/>
+                <w:bCs/>
+                <w:sz w:val="18"/>
+                <w:szCs w:val="18"/>
+              </w:rPr>
+            </w:pPr>
+            <w:r>
+              <w:rPr>
+                <w:rFonts w:ascii="Courier New" w:eastAsia="Times New Roman" w:hAnsi="Courier New" w:cs="Courier New"/>
+                <w:sz w:val="18"/>
+                <w:szCs w:val="18"/>
+                <w:lang w:val="en-ID"/>
+              </w:rPr>
+              <w:t>{Interest}</w:t>
+            </w:r>
+          </w:p>
+        </w:tc>
+        <w:tc>
+          <w:tcPr>
+            <w:tcW w:w="1236" w:type="dxa"/>
+            <w:tcBorders>
+              <w:bottom w:val="single" w:sz="4" w:space="0" w:color="D9D9D9" w:themeColor="background1" w:themeShade="D9"/>
+            </w:tcBorders>
+          </w:tcPr>
+          <w:p>
+            <w:pPr>
+              <w:jc w:val="center"/>
+              <w:rPr>
+                <w:b/>
+                <w:bCs/>
+                <w:sz w:val="18"/>
+                <w:szCs w:val="18"/>
+              </w:rPr>
+            </w:pPr>
+            <w:r>
+              <w:rPr>
+                <w:rFonts w:ascii="Courier New" w:eastAsia="Times New Roman" w:hAnsi="Courier New" w:cs="Courier New"/>
+                <w:sz w:val="18"/>
+                <w:szCs w:val="18"/>
+                <w:lang w:val="en-ID"/>
+              </w:rPr>
+              <w:t>{Fees}</w:t>
+            </w:r>
+          </w:p>
+        </w:tc>
+        <w:tc>
+          <w:tcPr>
+            <w:tcW w:w="1701" w:type="dxa"/>
+            <w:tcBorders>
+              <w:bottom w:val="single" w:sz="4" w:space="0" w:color="D9D9D9" w:themeColor="background1" w:themeShade="D9"/>
+            </w:tcBorders>
+          </w:tcPr>
+          <w:p>
+            <w:pPr>
+              <w:jc w:val="center"/>
+              <w:rPr>
+                <w:b/>
+                <w:bCs/>
+                <w:sz w:val="18"/>
+                <w:szCs w:val="18"/>
+              </w:rPr>
+            </w:pPr>
+            <w:r>
+              <w:rPr>
+                <w:rFonts w:ascii="Courier New" w:eastAsia="Times New Roman" w:hAnsi="Courier New" w:cs="Courier New"/>
+                <w:sz w:val="18"/>
+                <w:szCs w:val="18"/>
+                <w:lang w:val="en-ID"/>
+              </w:rPr>
+              <w:t>{</w:t>
+            </w:r>
+            <w:proofErr w:type="spellStart"/>
+            <w:r>
+              <w:rPr>
+                <w:rFonts w:ascii="Courier New" w:eastAsia="Times New Roman" w:hAnsi="Courier New" w:cs="Courier New"/>
+                <w:sz w:val="18"/>
+                <w:szCs w:val="18"/>
+                <w:lang w:val="en-ID"/>
+              </w:rPr>
+              <w:t>PaymentDue</w:t>
+            </w:r>
+            <w:proofErr w:type="spellEnd"/>
+            <w:r>
+              <w:rPr>
+                <w:rFonts w:ascii="Courier New" w:eastAsia="Times New Roman" w:hAnsi="Courier New" w:cs="Courier New"/>
+                <w:sz w:val="18"/>
+                <w:szCs w:val="18"/>
+                <w:lang w:val="en-ID"/>
+              </w:rPr>
+              <w:t>}</w:t>
+            </w:r>
+          </w:p>
+        </w:tc>
+        <w:tc>
+          <w:tcPr>
+            <w:tcW w:w="2006" w:type="dxa"/>
+            <w:tcBorders>
+              <w:bottom w:val="single" w:sz="4" w:space="0" w:color="D9D9D9" w:themeColor="background1" w:themeShade="D9"/>
+            </w:tcBorders>
+          </w:tcPr>
+          <w:p>
+            <w:pPr>
+              <w:jc w:val="center"/>
+              <w:rPr>
+                <w:b/>
+                <w:bCs/>
+                <w:sz w:val="18"/>
+                <w:szCs w:val="18"/>
+              </w:rPr>
+            </w:pPr>
+            <w:r>
+              <w:rPr>
+                <w:rFonts w:ascii="Courier New" w:eastAsia="Times New Roman" w:hAnsi="Courier New" w:cs="Courier New"/>
+                <w:sz w:val="18"/>
+                <w:szCs w:val="18"/>
+                <w:lang w:val="en-ID"/>
+              </w:rPr>
+              <w:t>{Balance}{/</w:t>
+            </w:r>
+            <w:proofErr w:type="spellStart"/>
+            <w:r>
+              <w:rPr>
+                <w:rFonts w:ascii="Courier New" w:eastAsia="Times New Roman" w:hAnsi="Courier New" w:cs="Courier New"/>
+                <w:sz w:val="18"/>
+                <w:szCs w:val="18"/>
+                <w:lang w:val="en-ID"/>
+              </w:rPr>
+              <w:t>AmortizationSchedule</w:t>
+            </w:r>
+            <w:proofErr w:type="spellEnd"/>
+            <w:r>
+              <w:rPr>
+                <w:rFonts w:ascii="Courier New" w:eastAsia="Times New Roman" w:hAnsi="Courier New" w:cs="Courier New"/>
+                <w:sz w:val="18"/>
+                <w:szCs w:val="18"/>
+                <w:lang w:val="en-ID"/>
+              </w:rPr>
+              <w:t>}</w:t>
+            </w:r>
+          </w:p>
+        </w:tc>
+      </w:tr>
+    </w:tbl>
+    <w:p>
+      <w:pPr>
+        <w:ind w:firstLine="720"/>
+        <w:rPr>
+          <w:sz w:val="18"/>
+          <w:szCs w:val="18"/>
+        </w:rPr>
+      </w:pPr>
+    </w:p>
+    <w:tbl>
+      <w:tblPr>
+        <w:tblStyle w:val="TableGrid"/>
+        <w:tblW w:w="10790" w:type="dxa"/>
+        <w:tblLayout w:type="fixed"/>
+        <w:tblLook w:val="04A0" w:firstRow="1" w:lastRow="0" w:firstColumn="1" w:lastColumn="0" w:noHBand="0" w:noVBand="1"/>
+      </w:tblPr>
+      <w:tblGrid>
+        <w:gridCol w:w="872"/>
+        <w:gridCol w:w="1817"/>
+        <w:gridCol w:w="1690"/>
+        <w:gridCol w:w="1428"/>
+        <w:gridCol w:w="1276"/>
+        <w:gridCol w:w="1701"/>
+        <w:gridCol w:w="2006"/>
+      </w:tblGrid>
+      <w:tr>
+        <w:tc>
+          <w:tcPr>
+            <w:tcW w:w="872" w:type="dxa"/>
+            <w:tcBorders>
+              <w:top w:val="nil"/>
+              <w:left w:val="nil"/>
+              <w:bottom w:val="nil"/>
+              <w:right w:val="nil"/>
+            </w:tcBorders>
+          </w:tcPr>
+          <w:p>
+            <w:pPr>
+              <w:rPr>
+                <w:rFonts w:ascii="Courier New" w:hAnsi="Courier New" w:cs="Courier New"/>
+                <w:sz w:val="18"/>
+                <w:szCs w:val="18"/>
+              </w:rPr>
+            </w:pPr>
+          </w:p>
+        </w:tc>
+        <w:tc>
+          <w:tcPr>
+            <w:tcW w:w="1817" w:type="dxa"/>
+            <w:tcBorders>
+              <w:top w:val="nil"/>
+              <w:left w:val="nil"/>
+              <w:bottom w:val="nil"/>
+              <w:right w:val="nil"/>
+            </w:tcBorders>
+          </w:tcPr>
+          <w:p>
+            <w:pPr>
+              <w:rPr>
+                <w:rFonts w:ascii="Courier New" w:hAnsi="Courier New" w:cs="Courier New"/>
+                <w:sz w:val="18"/>
+                <w:szCs w:val="18"/>
+              </w:rPr>
+            </w:pPr>
+            <w:r>
+              <w:rPr>
+                <w:rFonts w:ascii="Courier New" w:hAnsi="Courier New" w:cs="Courier New"/>
+                <w:sz w:val="18"/>
+                <w:szCs w:val="18"/>
+              </w:rPr>
+              <w:t>Totals</w:t>
+            </w:r>
+          </w:p>
+        </w:tc>
+        <w:tc>
+          <w:tcPr>
+            <w:tcW w:w="1690" w:type="dxa"/>
+            <w:tcBorders>
+              <w:top w:val="nil"/>
+              <w:left w:val="nil"/>
+              <w:bottom w:val="nil"/>
+              <w:right w:val="nil"/>
+            </w:tcBorders>
+          </w:tcPr>
+          <w:p>
+            <w:pPr>
+              <w:rPr>
+                <w:rFonts w:ascii="Courier New" w:hAnsi="Courier New" w:cs="Courier New"/>
+                <w:sz w:val="18"/>
+                <w:szCs w:val="18"/>
+              </w:rPr>
+            </w:pPr>
+            <w:r>
+              <w:rPr>
+                <w:rFonts w:ascii="Courier New" w:hAnsi="Courier New" w:cs="Courier New"/>
+                <w:sz w:val="18"/>
+                <w:szCs w:val="18"/>
+              </w:rPr>
+              <w:t>{</w:t>
+            </w:r>
+            <w:proofErr w:type="spellStart"/>
+            <w:r>
+              <w:rPr>
+                <w:rFonts w:ascii="Courier New" w:hAnsi="Courier New" w:cs="Courier New"/>
+                <w:sz w:val="18"/>
+                <w:szCs w:val="18"/>
+              </w:rPr>
+              <w:t>TotalPrincipal</w:t>
+            </w:r>
+            <w:proofErr w:type="spellEnd"/>
+            <w:r>
+              <w:rPr>
+                <w:rFonts w:ascii="Courier New" w:hAnsi="Courier New" w:cs="Courier New"/>
+                <w:sz w:val="18"/>
+                <w:szCs w:val="18"/>
+              </w:rPr>
+              <w:t>}</w:t>
+            </w:r>
+          </w:p>
+        </w:tc>
+        <w:tc>
+          <w:tcPr>
+            <w:tcW w:w="1428" w:type="dxa"/>
+            <w:tcBorders>
+              <w:top w:val="nil"/>
+              <w:left w:val="nil"/>
+              <w:bottom w:val="nil"/>
+              <w:right w:val="nil"/>
+            </w:tcBorders>
+          </w:tcPr>
+          <w:p>
+            <w:pPr>
+              <w:rPr>
+                <w:rFonts w:ascii="Courier New" w:hAnsi="Courier New" w:cs="Courier New"/>
+                <w:sz w:val="18"/>
+                <w:szCs w:val="18"/>
+              </w:rPr>
+            </w:pPr>
+            <w:r>
+              <w:rPr>
+                <w:rFonts w:ascii="Courier New" w:hAnsi="Courier New" w:cs="Courier New"/>
+                <w:sz w:val="18"/>
+                <w:szCs w:val="18"/>
+              </w:rPr>
+              <w:t>{</w:t>
+            </w:r>
+            <w:proofErr w:type="spellStart"/>
+            <w:r>
+              <w:rPr>
+                <w:rFonts w:ascii="Courier New" w:hAnsi="Courier New" w:cs="Courier New"/>
+                <w:sz w:val="18"/>
+                <w:szCs w:val="18"/>
+              </w:rPr>
+              <w:t>TotalInterest</w:t>
+            </w:r>
+            <w:proofErr w:type="spellEnd"/>
+            <w:r>
+              <w:rPr>
+                <w:rFonts w:ascii="Courier New" w:hAnsi="Courier New" w:cs="Courier New"/>
+                <w:sz w:val="18"/>
+                <w:szCs w:val="18"/>
+              </w:rPr>
+              <w:t>}</w:t>
+            </w:r>
+          </w:p>
+        </w:tc>
+        <w:tc>
+          <w:tcPr>
+            <w:tcW w:w="1276" w:type="dxa"/>
+            <w:tcBorders>
+              <w:top w:val="nil"/>
+              <w:left w:val="nil"/>
+              <w:bottom w:val="nil"/>
+              <w:right w:val="nil"/>
+            </w:tcBorders>
+          </w:tcPr>
+          <w:p>
+            <w:pPr>
+              <w:rPr>
+                <w:rFonts w:ascii="Courier New" w:hAnsi="Courier New" w:cs="Courier New"/>
+                <w:sz w:val="18"/>
+                <w:szCs w:val="18"/>
+              </w:rPr>
+            </w:pPr>
+            <w:r>
+              <w:rPr>
+                <w:rFonts w:ascii="Courier New" w:hAnsi="Courier New" w:cs="Courier New"/>
+                <w:sz w:val="18"/>
+                <w:szCs w:val="18"/>
+              </w:rPr>
+              <w:t>{</w:t>
+            </w:r>
+            <w:proofErr w:type="spellStart"/>
+            <w:r>
+              <w:rPr>
+                <w:rFonts w:ascii="Courier New" w:hAnsi="Courier New" w:cs="Courier New"/>
+                <w:sz w:val="18"/>
+                <w:szCs w:val="18"/>
+              </w:rPr>
+              <w:t>TotalFees</w:t>
+            </w:r>
+            <w:proofErr w:type="spellEnd"/>
+            <w:r>
+              <w:rPr>
+                <w:rFonts w:ascii="Courier New" w:hAnsi="Courier New" w:cs="Courier New"/>
+                <w:sz w:val="18"/>
+                <w:szCs w:val="18"/>
+              </w:rPr>
+              <w:t>}</w:t>
+            </w:r>
+          </w:p>
+        </w:tc>
+        <w:tc>
+          <w:tcPr>
+            <w:tcW w:w="1701" w:type="dxa"/>
+            <w:tcBorders>
+              <w:top w:val="nil"/>
+              <w:left w:val="nil"/>
+              <w:bottom w:val="nil"/>
+              <w:right w:val="nil"/>
+            </w:tcBorders>
+          </w:tcPr>
+          <w:p>
+            <w:pPr>
+              <w:rPr>
+                <w:rFonts w:ascii="Courier New" w:hAnsi="Courier New" w:cs="Courier New"/>
+                <w:sz w:val="18"/>
+                <w:szCs w:val="18"/>
+              </w:rPr>
+            </w:pPr>
+            <w:r>
+              <w:rPr>
+                <w:rFonts w:ascii="Courier New" w:hAnsi="Courier New" w:cs="Courier New"/>
+                <w:sz w:val="18"/>
+                <w:szCs w:val="18"/>
+              </w:rPr>
+              <w:t>{</w:t>
+            </w:r>
+            <w:proofErr w:type="spellStart"/>
+            <w:r>
+              <w:rPr>
+                <w:rFonts w:ascii="Courier New" w:hAnsi="Courier New" w:cs="Courier New"/>
+                <w:sz w:val="18"/>
+                <w:szCs w:val="18"/>
+              </w:rPr>
+              <w:t>TotalPaymentDue</w:t>
+            </w:r>
+            <w:proofErr w:type="spellEnd"/>
+            <w:r>
+              <w:rPr>
+                <w:rFonts w:ascii="Courier New" w:hAnsi="Courier New" w:cs="Courier New"/>
+                <w:sz w:val="18"/>
+                <w:szCs w:val="18"/>
+              </w:rPr>
+              <w:t>}</w:t>
+            </w:r>
+          </w:p>
+        </w:tc>
+        <w:tc>
+          <w:tcPr>
+            <w:tcW w:w="2006" w:type="dxa"/>
+            <w:tcBorders>
+              <w:top w:val="nil"/>
+              <w:left w:val="nil"/>
+              <w:bottom w:val="nil"/>
+              <w:right w:val="nil"/>
+            </w:tcBorders>
+          </w:tcPr>
+          <w:p>
+            <w:pPr>
+              <w:rPr>
+                <w:rFonts w:ascii="Courier New" w:hAnsi="Courier New" w:cs="Courier New"/>
+                <w:sz w:val="18"/>
+                <w:szCs w:val="18"/>
+              </w:rPr>
+            </w:pPr>
+          </w:p>
+        </w:tc>
+      </w:tr>
+    </w:tbl>
     <w:p>
       <w:pPr>
         <w:jc w:val="center"/>
@@ -2170,15 +3345,6 @@
           <w:szCs w:val="18"/>
         </w:rPr>
       </w:pPr>
-    </w:p>
-    <w:p>
-      <w:pPr>
-        <w:jc w:val="center"/>
-        <w:rPr>
-          <w:sz w:val="18"/>
-          <w:szCs w:val="18"/>
-        </w:rPr>
-      </w:pPr>
       <w:r>
         <w:rPr>
           <w:sz w:val="18"/>
@@ -2205,36 +3371,38 @@
           <w:sz w:val="18"/>
           <w:szCs w:val="18"/>
         </w:rPr>
-        <w:t>%</w:t>
+        <w:t>{</w:t>
+      </w:r>
+      <w:proofErr w:type="spellStart"/>
+      <w:proofErr w:type="gramStart"/>
+      <w:r>
+        <w:rPr>
+          <w:sz w:val="18"/>
+          <w:szCs w:val="18"/>
+        </w:rPr>
+        <w:t>ContractualRate</w:t>
+      </w:r>
+      <w:proofErr w:type="spellEnd"/>
+      <w:r>
+        <w:rPr>
+          <w:sz w:val="18"/>
+          <w:szCs w:val="18"/>
+        </w:rPr>
+        <w:t>}</w:t>
       </w:r>
       <w:r>
         <w:rPr>
           <w:sz w:val="18"/>
           <w:szCs w:val="18"/>
         </w:rPr>
-        <w:t xml:space="preserve"> is equivalent to the Add-on rate</w:t>
+        <w:t xml:space="preserve"> </w:t>
       </w:r>
       <w:r>
         <w:rPr>
           <w:sz w:val="18"/>
           <w:szCs w:val="18"/>
         </w:rPr>
-        <w:t xml:space="preserve"> </w:t>
-      </w:r>
-      <w:proofErr w:type="gramStart"/>
-      <w:r>
-        <w:rPr>
-          <w:sz w:val="18"/>
-          <w:szCs w:val="18"/>
-        </w:rPr>
-        <w:t>of</w:t>
-      </w:r>
-      <w:r>
-        <w:rPr>
-          <w:sz w:val="18"/>
-          <w:szCs w:val="18"/>
-        </w:rPr>
-        <w:t xml:space="preserve">  per</w:t>
+        <w:t xml:space="preserve"> is</w:t>
       </w:r>
       <w:proofErr w:type="gramEnd"/>
       <w:r>
@@ -2242,7 +3410,51 @@
           <w:sz w:val="18"/>
           <w:szCs w:val="18"/>
         </w:rPr>
-        <w:t xml:space="preserve"> month</w:t>
+        <w:t xml:space="preserve"> equivalent to the Add-on rate</w:t>
+      </w:r>
+      <w:r>
+        <w:rPr>
+          <w:sz w:val="18"/>
+          <w:szCs w:val="18"/>
+        </w:rPr>
+        <w:t xml:space="preserve"> of</w:t>
+      </w:r>
+      <w:r>
+        <w:rPr>
+          <w:sz w:val="18"/>
+          <w:szCs w:val="18"/>
+        </w:rPr>
+        <w:t xml:space="preserve"> </w:t>
+      </w:r>
+      <w:r>
+        <w:rPr>
+          <w:sz w:val="18"/>
+          <w:szCs w:val="18"/>
+        </w:rPr>
+        <w:t>{</w:t>
+      </w:r>
+      <w:proofErr w:type="spellStart"/>
+      <w:r>
+        <w:rPr>
+          <w:sz w:val="18"/>
+          <w:szCs w:val="18"/>
+        </w:rPr>
+        <w:t>InterestRate</w:t>
+      </w:r>
+      <w:proofErr w:type="spellEnd"/>
+      <w:r>
+        <w:rPr>
+          <w:sz w:val="18"/>
+          <w:szCs w:val="18"/>
+        </w:rPr>
+        <w:t>}</w:t>
+      </w:r>
+      <w:r>
+        <w:rPr>
+          <w:sz w:val="18"/>
+          <w:szCs w:val="18"/>
+        </w:rPr>
+        <w:t xml:space="preserve"> per month</w:t>
       </w:r>
     </w:p>
     <w:sectPr>
@@ -2828,6 +4040,7 @@
   <w:style w:type="character" w:default="1" w:styleId="DefaultParagraphFont">
     <w:name w:val="Default Paragraph Font"/>
     <w:uiPriority w:val="1"/>
+    <w:semiHidden/>
     <w:unhideWhenUsed/>
   </w:style>
   <w:style w:type="table" w:default="1" w:styleId="TableNormal">
@@ -2969,6 +4182,19 @@
         <w:insideV w:val="single" w:sz="4" w:space="0" w:color="auto"/>
       </w:tblBorders>
     </w:tblPr>
+  </w:style>
+  <w:style w:type="character" w:styleId="HTMLCode">
+    <w:name w:val="HTML Code"/>
+    <w:basedOn w:val="DefaultParagraphFont"/>
+    <w:uiPriority w:val="99"/>
+    <w:semiHidden/>
+    <w:unhideWhenUsed/>
+    <w:rsid w:val="00E5742B"/>
+    <w:rPr>
+      <w:rFonts w:ascii="Courier New" w:eastAsia="Times New Roman" w:hAnsi="Courier New" w:cs="Courier New"/>
+      <w:sz w:val="20"/>
+      <w:szCs w:val="20"/>
+    </w:rPr>
   </w:style>
 </w:styles>
 </file>

--- a/app/backend/templates/DISCLOSURE_STATEMENT.docx
+++ b/app/backend/templates/DISCLOSURE_STATEMENT.docx
@@ -3057,88 +3057,135 @@
         </w:rPr>
       </w:pPr>
     </w:p>
+    <w:p>
+      <w:pPr>
+        <w:ind w:firstLine="720"/>
+        <w:rPr>
+          <w:sz w:val="18"/>
+          <w:szCs w:val="18"/>
+        </w:rPr>
+      </w:pPr>
+    </w:p>
     <w:tbl>
       <w:tblPr>
         <w:tblStyle w:val="TableGrid"/>
         <w:tblW w:w="10790" w:type="dxa"/>
+        <w:tblBorders>
+          <w:top w:val="single" w:sz="4" w:space="0" w:color="D9D9D9" w:themeColor="background1" w:themeShade="D9"/>
+          <w:left w:val="single" w:sz="4" w:space="0" w:color="D9D9D9" w:themeColor="background1" w:themeShade="D9"/>
+          <w:bottom w:val="single" w:sz="4" w:space="0" w:color="D9D9D9" w:themeColor="background1" w:themeShade="D9"/>
+          <w:right w:val="single" w:sz="4" w:space="0" w:color="D9D9D9" w:themeColor="background1" w:themeShade="D9"/>
+          <w:insideH w:val="single" w:sz="4" w:space="0" w:color="D9D9D9" w:themeColor="background1" w:themeShade="D9"/>
+          <w:insideV w:val="single" w:sz="4" w:space="0" w:color="D9D9D9" w:themeColor="background1" w:themeShade="D9"/>
+        </w:tblBorders>
         <w:tblLayout w:type="fixed"/>
         <w:tblLook w:val="04A0" w:firstRow="1" w:lastRow="0" w:firstColumn="1" w:lastColumn="0" w:noHBand="0" w:noVBand="1"/>
       </w:tblPr>
       <w:tblGrid>
-        <w:gridCol w:w="872"/>
-        <w:gridCol w:w="1817"/>
-        <w:gridCol w:w="1690"/>
-        <w:gridCol w:w="1428"/>
-        <w:gridCol w:w="1276"/>
+        <w:gridCol w:w="846"/>
+        <w:gridCol w:w="1843"/>
+        <w:gridCol w:w="1701"/>
+        <w:gridCol w:w="1457"/>
+        <w:gridCol w:w="1236"/>
         <w:gridCol w:w="1701"/>
         <w:gridCol w:w="2006"/>
       </w:tblGrid>
       <w:tr>
         <w:tc>
           <w:tcPr>
-            <w:tcW w:w="872" w:type="dxa"/>
-            <w:tcBorders>
-              <w:top w:val="nil"/>
-              <w:left w:val="nil"/>
-              <w:bottom w:val="nil"/>
-              <w:right w:val="nil"/>
-            </w:tcBorders>
-          </w:tcPr>
-          <w:p>
-            <w:pPr>
+            <w:tcW w:w="846" w:type="dxa"/>
+          </w:tcPr>
+          <w:p>
+            <w:pPr>
+              <w:jc w:val="center"/>
+              <w:rPr>
+                <w:b/>
+                <w:bCs/>
+                <w:sz w:val="18"/>
+                <w:szCs w:val="18"/>
+              </w:rPr>
+            </w:pPr>
+          </w:p>
+        </w:tc>
+        <w:tc>
+          <w:tcPr>
+            <w:tcW w:w="1843" w:type="dxa"/>
+          </w:tcPr>
+          <w:p>
+            <w:pPr>
+              <w:jc w:val="right"/>
+              <w:rPr>
+                <w:b/>
+                <w:bCs/>
+                <w:sz w:val="18"/>
+                <w:szCs w:val="18"/>
+              </w:rPr>
+            </w:pPr>
+            <w:r>
               <w:rPr>
                 <w:rFonts w:ascii="Courier New" w:hAnsi="Courier New" w:cs="Courier New"/>
                 <w:sz w:val="18"/>
                 <w:szCs w:val="18"/>
               </w:rPr>
-            </w:pPr>
-          </w:p>
-        </w:tc>
-        <w:tc>
-          <w:tcPr>
-            <w:tcW w:w="1817" w:type="dxa"/>
-            <w:tcBorders>
-              <w:top w:val="nil"/>
-              <w:left w:val="nil"/>
-              <w:bottom w:val="nil"/>
-              <w:right w:val="nil"/>
-            </w:tcBorders>
-          </w:tcPr>
-          <w:p>
-            <w:pPr>
+              <w:t>Totals</w:t>
+            </w:r>
+          </w:p>
+        </w:tc>
+        <w:tc>
+          <w:tcPr>
+            <w:tcW w:w="1701" w:type="dxa"/>
+          </w:tcPr>
+          <w:p>
+            <w:pPr>
+              <w:jc w:val="right"/>
+              <w:rPr>
+                <w:b/>
+                <w:bCs/>
+                <w:sz w:val="18"/>
+                <w:szCs w:val="18"/>
+              </w:rPr>
+            </w:pPr>
+            <w:r>
               <w:rPr>
                 <w:rFonts w:ascii="Courier New" w:hAnsi="Courier New" w:cs="Courier New"/>
                 <w:sz w:val="18"/>
                 <w:szCs w:val="18"/>
               </w:rPr>
-            </w:pPr>
+              <w:t>{</w:t>
+            </w:r>
+            <w:proofErr w:type="spellStart"/>
             <w:r>
               <w:rPr>
                 <w:rFonts w:ascii="Courier New" w:hAnsi="Courier New" w:cs="Courier New"/>
                 <w:sz w:val="18"/>
                 <w:szCs w:val="18"/>
               </w:rPr>
-              <w:t>Totals</w:t>
-            </w:r>
-          </w:p>
-        </w:tc>
-        <w:tc>
-          <w:tcPr>
-            <w:tcW w:w="1690" w:type="dxa"/>
-            <w:tcBorders>
-              <w:top w:val="nil"/>
-              <w:left w:val="nil"/>
-              <w:bottom w:val="nil"/>
-              <w:right w:val="nil"/>
-            </w:tcBorders>
-          </w:tcPr>
-          <w:p>
-            <w:pPr>
+              <w:t>TotalPrincipal</w:t>
+            </w:r>
+            <w:proofErr w:type="spellEnd"/>
+            <w:r>
               <w:rPr>
                 <w:rFonts w:ascii="Courier New" w:hAnsi="Courier New" w:cs="Courier New"/>
                 <w:sz w:val="18"/>
                 <w:szCs w:val="18"/>
               </w:rPr>
+              <w:t>}</w:t>
+            </w:r>
+          </w:p>
+        </w:tc>
+        <w:tc>
+          <w:tcPr>
+            <w:tcW w:w="1457" w:type="dxa"/>
+          </w:tcPr>
+          <w:p>
+            <w:pPr>
+              <w:jc w:val="right"/>
+              <w:rPr>
+                <w:b/>
+                <w:bCs/>
+                <w:sz w:val="18"/>
+                <w:szCs w:val="18"/>
+              </w:rPr>
             </w:pPr>
             <w:r>
               <w:rPr>
@@ -3155,7 +3202,7 @@
                 <w:sz w:val="18"/>
                 <w:szCs w:val="18"/>
               </w:rPr>
-              <w:t>TotalPrincipal</w:t>
+              <w:t>TotalInterest</w:t>
             </w:r>
             <w:proofErr w:type="spellEnd"/>
             <w:r>
@@ -3170,28 +3217,66 @@
         </w:tc>
         <w:tc>
           <w:tcPr>
-            <w:tcW w:w="1428" w:type="dxa"/>
-            <w:tcBorders>
-              <w:top w:val="nil"/>
-              <w:left w:val="nil"/>
-              <w:bottom w:val="nil"/>
-              <w:right w:val="nil"/>
-            </w:tcBorders>
-          </w:tcPr>
-          <w:p>
-            <w:pPr>
+            <w:tcW w:w="1236" w:type="dxa"/>
+          </w:tcPr>
+          <w:p>
+            <w:pPr>
+              <w:jc w:val="right"/>
+              <w:rPr>
+                <w:b/>
+                <w:bCs/>
+                <w:sz w:val="18"/>
+                <w:szCs w:val="18"/>
+              </w:rPr>
+            </w:pPr>
+            <w:r>
               <w:rPr>
                 <w:rFonts w:ascii="Courier New" w:hAnsi="Courier New" w:cs="Courier New"/>
                 <w:sz w:val="18"/>
                 <w:szCs w:val="18"/>
               </w:rPr>
-            </w:pPr>
+              <w:t>{</w:t>
+            </w:r>
+            <w:proofErr w:type="spellStart"/>
             <w:r>
               <w:rPr>
                 <w:rFonts w:ascii="Courier New" w:hAnsi="Courier New" w:cs="Courier New"/>
                 <w:sz w:val="18"/>
                 <w:szCs w:val="18"/>
               </w:rPr>
+              <w:t>TotalFees</w:t>
+            </w:r>
+            <w:proofErr w:type="spellEnd"/>
+            <w:r>
+              <w:rPr>
+                <w:rFonts w:ascii="Courier New" w:hAnsi="Courier New" w:cs="Courier New"/>
+                <w:sz w:val="18"/>
+                <w:szCs w:val="18"/>
+              </w:rPr>
+              <w:t>}</w:t>
+            </w:r>
+          </w:p>
+        </w:tc>
+        <w:tc>
+          <w:tcPr>
+            <w:tcW w:w="1701" w:type="dxa"/>
+          </w:tcPr>
+          <w:p>
+            <w:pPr>
+              <w:jc w:val="right"/>
+              <w:rPr>
+                <w:b/>
+                <w:bCs/>
+                <w:sz w:val="18"/>
+                <w:szCs w:val="18"/>
+              </w:rPr>
+            </w:pPr>
+            <w:r>
+              <w:rPr>
+                <w:rFonts w:ascii="Courier New" w:hAnsi="Courier New" w:cs="Courier New"/>
+                <w:sz w:val="18"/>
+                <w:szCs w:val="18"/>
+              </w:rPr>
               <w:t>{</w:t>
             </w:r>
             <w:proofErr w:type="spellStart"/>
@@ -3201,7 +3286,7 @@
                 <w:sz w:val="18"/>
                 <w:szCs w:val="18"/>
               </w:rPr>
-              <w:t>TotalInterest</w:t>
+              <w:t>TotalPaymentDue</w:t>
             </w:r>
             <w:proofErr w:type="spellEnd"/>
             <w:r>
@@ -3216,112 +3301,130 @@
         </w:tc>
         <w:tc>
           <w:tcPr>
-            <w:tcW w:w="1276" w:type="dxa"/>
-            <w:tcBorders>
-              <w:top w:val="nil"/>
-              <w:left w:val="nil"/>
-              <w:bottom w:val="nil"/>
-              <w:right w:val="nil"/>
-            </w:tcBorders>
-          </w:tcPr>
-          <w:p>
-            <w:pPr>
-              <w:rPr>
-                <w:rFonts w:ascii="Courier New" w:hAnsi="Courier New" w:cs="Courier New"/>
-                <w:sz w:val="18"/>
-                <w:szCs w:val="18"/>
-              </w:rPr>
-            </w:pPr>
-            <w:r>
-              <w:rPr>
-                <w:rFonts w:ascii="Courier New" w:hAnsi="Courier New" w:cs="Courier New"/>
-                <w:sz w:val="18"/>
-                <w:szCs w:val="18"/>
-              </w:rPr>
-              <w:t>{</w:t>
-            </w:r>
-            <w:proofErr w:type="spellStart"/>
-            <w:r>
-              <w:rPr>
-                <w:rFonts w:ascii="Courier New" w:hAnsi="Courier New" w:cs="Courier New"/>
-                <w:sz w:val="18"/>
-                <w:szCs w:val="18"/>
-              </w:rPr>
-              <w:t>TotalFees</w:t>
-            </w:r>
-            <w:proofErr w:type="spellEnd"/>
-            <w:r>
-              <w:rPr>
-                <w:rFonts w:ascii="Courier New" w:hAnsi="Courier New" w:cs="Courier New"/>
-                <w:sz w:val="18"/>
-                <w:szCs w:val="18"/>
-              </w:rPr>
-              <w:t>}</w:t>
-            </w:r>
+            <w:tcW w:w="2006" w:type="dxa"/>
+          </w:tcPr>
+          <w:p>
+            <w:pPr>
+              <w:jc w:val="center"/>
+              <w:rPr>
+                <w:b/>
+                <w:bCs/>
+                <w:sz w:val="18"/>
+                <w:szCs w:val="18"/>
+              </w:rPr>
+            </w:pPr>
+          </w:p>
+        </w:tc>
+      </w:tr>
+      <w:tr>
+        <w:tc>
+          <w:tcPr>
+            <w:tcW w:w="846" w:type="dxa"/>
+            <w:hideMark/>
+          </w:tcPr>
+          <w:p>
+            <w:pPr>
+              <w:rPr>
+                <w:rFonts w:ascii="Segoe UI" w:eastAsia="Times New Roman" w:hAnsi="Segoe UI" w:cs="Segoe UI"/>
+                <w:sz w:val="18"/>
+                <w:szCs w:val="18"/>
+                <w:lang w:val="en-ID"/>
+              </w:rPr>
+            </w:pPr>
+          </w:p>
+        </w:tc>
+        <w:tc>
+          <w:tcPr>
+            <w:tcW w:w="1843" w:type="dxa"/>
+            <w:hideMark/>
+          </w:tcPr>
+          <w:p>
+            <w:pPr>
+              <w:rPr>
+                <w:rFonts w:ascii="Segoe UI" w:eastAsia="Times New Roman" w:hAnsi="Segoe UI" w:cs="Segoe UI"/>
+                <w:sz w:val="18"/>
+                <w:szCs w:val="18"/>
+                <w:lang w:val="en-ID"/>
+              </w:rPr>
+            </w:pPr>
           </w:p>
         </w:tc>
         <w:tc>
           <w:tcPr>
             <w:tcW w:w="1701" w:type="dxa"/>
-            <w:tcBorders>
-              <w:top w:val="nil"/>
-              <w:left w:val="nil"/>
-              <w:bottom w:val="nil"/>
-              <w:right w:val="nil"/>
-            </w:tcBorders>
-          </w:tcPr>
-          <w:p>
-            <w:pPr>
-              <w:rPr>
-                <w:rFonts w:ascii="Courier New" w:hAnsi="Courier New" w:cs="Courier New"/>
-                <w:sz w:val="18"/>
-                <w:szCs w:val="18"/>
-              </w:rPr>
-            </w:pPr>
-            <w:r>
-              <w:rPr>
-                <w:rFonts w:ascii="Courier New" w:hAnsi="Courier New" w:cs="Courier New"/>
-                <w:sz w:val="18"/>
-                <w:szCs w:val="18"/>
-              </w:rPr>
-              <w:t>{</w:t>
-            </w:r>
-            <w:proofErr w:type="spellStart"/>
-            <w:r>
-              <w:rPr>
-                <w:rFonts w:ascii="Courier New" w:hAnsi="Courier New" w:cs="Courier New"/>
-                <w:sz w:val="18"/>
-                <w:szCs w:val="18"/>
-              </w:rPr>
-              <w:t>TotalPaymentDue</w:t>
-            </w:r>
-            <w:proofErr w:type="spellEnd"/>
-            <w:r>
-              <w:rPr>
-                <w:rFonts w:ascii="Courier New" w:hAnsi="Courier New" w:cs="Courier New"/>
-                <w:sz w:val="18"/>
-                <w:szCs w:val="18"/>
-              </w:rPr>
-              <w:t>}</w:t>
-            </w:r>
+            <w:hideMark/>
+          </w:tcPr>
+          <w:p>
+            <w:pPr>
+              <w:rPr>
+                <w:rFonts w:ascii="Segoe UI" w:eastAsia="Times New Roman" w:hAnsi="Segoe UI" w:cs="Segoe UI"/>
+                <w:sz w:val="18"/>
+                <w:szCs w:val="18"/>
+                <w:lang w:val="en-ID"/>
+              </w:rPr>
+            </w:pPr>
+          </w:p>
+        </w:tc>
+        <w:tc>
+          <w:tcPr>
+            <w:tcW w:w="1457" w:type="dxa"/>
+            <w:hideMark/>
+          </w:tcPr>
+          <w:p>
+            <w:pPr>
+              <w:rPr>
+                <w:rFonts w:ascii="Segoe UI" w:eastAsia="Times New Roman" w:hAnsi="Segoe UI" w:cs="Segoe UI"/>
+                <w:sz w:val="18"/>
+                <w:szCs w:val="18"/>
+                <w:lang w:val="en-ID"/>
+              </w:rPr>
+            </w:pPr>
+          </w:p>
+        </w:tc>
+        <w:tc>
+          <w:tcPr>
+            <w:tcW w:w="1236" w:type="dxa"/>
+            <w:hideMark/>
+          </w:tcPr>
+          <w:p>
+            <w:pPr>
+              <w:rPr>
+                <w:rFonts w:ascii="Segoe UI" w:eastAsia="Times New Roman" w:hAnsi="Segoe UI" w:cs="Segoe UI"/>
+                <w:sz w:val="18"/>
+                <w:szCs w:val="18"/>
+                <w:lang w:val="en-ID"/>
+              </w:rPr>
+            </w:pPr>
+          </w:p>
+        </w:tc>
+        <w:tc>
+          <w:tcPr>
+            <w:tcW w:w="1701" w:type="dxa"/>
+            <w:hideMark/>
+          </w:tcPr>
+          <w:p>
+            <w:pPr>
+              <w:rPr>
+                <w:rFonts w:ascii="Segoe UI" w:eastAsia="Times New Roman" w:hAnsi="Segoe UI" w:cs="Segoe UI"/>
+                <w:sz w:val="18"/>
+                <w:szCs w:val="18"/>
+                <w:lang w:val="en-ID"/>
+              </w:rPr>
+            </w:pPr>
           </w:p>
         </w:tc>
         <w:tc>
           <w:tcPr>
             <w:tcW w:w="2006" w:type="dxa"/>
-            <w:tcBorders>
-              <w:top w:val="nil"/>
-              <w:left w:val="nil"/>
-              <w:bottom w:val="nil"/>
-              <w:right w:val="nil"/>
-            </w:tcBorders>
-          </w:tcPr>
-          <w:p>
-            <w:pPr>
-              <w:rPr>
-                <w:rFonts w:ascii="Courier New" w:hAnsi="Courier New" w:cs="Courier New"/>
-                <w:sz w:val="18"/>
-                <w:szCs w:val="18"/>
+            <w:hideMark/>
+          </w:tcPr>
+          <w:p>
+            <w:pPr>
+              <w:rPr>
+                <w:rFonts w:ascii="Segoe UI" w:eastAsia="Times New Roman" w:hAnsi="Segoe UI" w:cs="Segoe UI"/>
+                <w:sz w:val="18"/>
+                <w:szCs w:val="18"/>
+                <w:lang w:val="en-ID"/>
               </w:rPr>
             </w:pPr>
           </w:p>
@@ -3330,7 +3433,16 @@
     </w:tbl>
     <w:p>
       <w:pPr>
-        <w:jc w:val="center"/>
+        <w:ind w:firstLine="720"/>
+        <w:rPr>
+          <w:sz w:val="18"/>
+          <w:szCs w:val="18"/>
+        </w:rPr>
+      </w:pPr>
+    </w:p>
+    <w:p>
+      <w:pPr>
+        <w:ind w:firstLine="720"/>
         <w:rPr>
           <w:sz w:val="18"/>
           <w:szCs w:val="18"/>
@@ -3345,6 +3457,15 @@
           <w:szCs w:val="18"/>
         </w:rPr>
       </w:pPr>
+    </w:p>
+    <w:p>
+      <w:pPr>
+        <w:jc w:val="center"/>
+        <w:rPr>
+          <w:sz w:val="18"/>
+          <w:szCs w:val="18"/>
+        </w:rPr>
+      </w:pPr>
       <w:r>
         <w:rPr>
           <w:sz w:val="18"/>
@@ -3380,7 +3501,7 @@
           <w:sz w:val="18"/>
           <w:szCs w:val="18"/>
         </w:rPr>
-        <w:t>ContractualRate</w:t>
+        <w:t>InterestRate</w:t>
       </w:r>
       <w:proofErr w:type="spellEnd"/>
       <w:r>
@@ -3439,7 +3560,7 @@
           <w:sz w:val="18"/>
           <w:szCs w:val="18"/>
         </w:rPr>
-        <w:t>InterestRate</w:t>
+        <w:t>AddOnRate</w:t>
       </w:r>
       <w:proofErr w:type="spellEnd"/>
       <w:r>
@@ -3922,6 +4043,7 @@
   <w:style w:type="paragraph" w:default="1" w:styleId="Normal">
     <w:name w:val="Normal"/>
     <w:qFormat/>
+    <w:rsid w:val="00B73E8E"/>
   </w:style>
   <w:style w:type="paragraph" w:styleId="Heading1">
     <w:name w:val="heading 1"/>

--- a/app/backend/templates/DISCLOSURE_STATEMENT.docx
+++ b/app/backend/templates/DISCLOSURE_STATEMENT.docx
@@ -2207,14 +2207,7 @@
           <w:sz w:val="18"/>
           <w:szCs w:val="18"/>
         </w:rPr>
-        <w:t xml:space="preserve"> </w:t>
-      </w:r>
-      <w:r>
-        <w:rPr>
-          <w:sz w:val="18"/>
-          <w:szCs w:val="18"/>
-        </w:rPr>
-        <w:t>{</w:t>
+        <w:t xml:space="preserve"> {</w:t>
       </w:r>
       <w:proofErr w:type="spellStart"/>
       <w:r>
@@ -2231,14 +2224,7 @@
           <w:sz w:val="18"/>
           <w:szCs w:val="18"/>
         </w:rPr>
-        <w:t>}</w:t>
-      </w:r>
-      <w:r>
-        <w:rPr>
-          <w:sz w:val="18"/>
-          <w:szCs w:val="18"/>
-        </w:rPr>
-        <w:t xml:space="preserve"> </w:t>
+        <w:t xml:space="preserve">} </w:t>
       </w:r>
       <w:r>
         <w:rPr>
@@ -2491,12 +2477,12 @@
       </w:tblPr>
       <w:tblGrid>
         <w:gridCol w:w="846"/>
-        <w:gridCol w:w="1843"/>
-        <w:gridCol w:w="1701"/>
-        <w:gridCol w:w="1457"/>
-        <w:gridCol w:w="1236"/>
-        <w:gridCol w:w="1701"/>
-        <w:gridCol w:w="2006"/>
+        <w:gridCol w:w="2268"/>
+        <w:gridCol w:w="1559"/>
+        <w:gridCol w:w="1418"/>
+        <w:gridCol w:w="1275"/>
+        <w:gridCol w:w="1560"/>
+        <w:gridCol w:w="1864"/>
       </w:tblGrid>
       <w:tr>
         <w:tc>
@@ -2515,7 +2501,7 @@
             </w:pPr>
             <w:r>
               <w:rPr>
-                <w:rFonts w:ascii="Segoe UI" w:eastAsia="Times New Roman" w:hAnsi="Segoe UI" w:cs="Segoe UI"/>
+                <w:rFonts w:eastAsia="Times New Roman"/>
                 <w:sz w:val="18"/>
                 <w:szCs w:val="18"/>
                 <w:lang w:val="en-ID"/>
@@ -2526,7 +2512,7 @@
         </w:tc>
         <w:tc>
           <w:tcPr>
-            <w:tcW w:w="1843" w:type="dxa"/>
+            <w:tcW w:w="2268" w:type="dxa"/>
           </w:tcPr>
           <w:p>
             <w:pPr>
@@ -2540,7 +2526,7 @@
             </w:pPr>
             <w:r>
               <w:rPr>
-                <w:rFonts w:ascii="Segoe UI" w:eastAsia="Times New Roman" w:hAnsi="Segoe UI" w:cs="Segoe UI"/>
+                <w:rFonts w:eastAsia="Times New Roman"/>
                 <w:sz w:val="18"/>
                 <w:szCs w:val="18"/>
                 <w:lang w:val="en-ID"/>
@@ -2551,7 +2537,7 @@
         </w:tc>
         <w:tc>
           <w:tcPr>
-            <w:tcW w:w="1701" w:type="dxa"/>
+            <w:tcW w:w="1559" w:type="dxa"/>
           </w:tcPr>
           <w:p>
             <w:pPr>
@@ -2565,7 +2551,7 @@
             </w:pPr>
             <w:r>
               <w:rPr>
-                <w:rFonts w:ascii="Segoe UI" w:eastAsia="Times New Roman" w:hAnsi="Segoe UI" w:cs="Segoe UI"/>
+                <w:rFonts w:eastAsia="Times New Roman"/>
                 <w:sz w:val="18"/>
                 <w:szCs w:val="18"/>
                 <w:lang w:val="en-ID"/>
@@ -2576,7 +2562,7 @@
         </w:tc>
         <w:tc>
           <w:tcPr>
-            <w:tcW w:w="1457" w:type="dxa"/>
+            <w:tcW w:w="1418" w:type="dxa"/>
           </w:tcPr>
           <w:p>
             <w:pPr>
@@ -2590,7 +2576,7 @@
             </w:pPr>
             <w:r>
               <w:rPr>
-                <w:rFonts w:ascii="Segoe UI" w:eastAsia="Times New Roman" w:hAnsi="Segoe UI" w:cs="Segoe UI"/>
+                <w:rFonts w:eastAsia="Times New Roman"/>
                 <w:sz w:val="18"/>
                 <w:szCs w:val="18"/>
                 <w:lang w:val="en-ID"/>
@@ -2601,7 +2587,7 @@
         </w:tc>
         <w:tc>
           <w:tcPr>
-            <w:tcW w:w="1236" w:type="dxa"/>
+            <w:tcW w:w="1275" w:type="dxa"/>
           </w:tcPr>
           <w:p>
             <w:pPr>
@@ -2615,7 +2601,7 @@
             </w:pPr>
             <w:r>
               <w:rPr>
-                <w:rFonts w:ascii="Segoe UI" w:eastAsia="Times New Roman" w:hAnsi="Segoe UI" w:cs="Segoe UI"/>
+                <w:rFonts w:eastAsia="Times New Roman"/>
                 <w:sz w:val="18"/>
                 <w:szCs w:val="18"/>
                 <w:lang w:val="en-ID"/>
@@ -2626,7 +2612,7 @@
         </w:tc>
         <w:tc>
           <w:tcPr>
-            <w:tcW w:w="1701" w:type="dxa"/>
+            <w:tcW w:w="1560" w:type="dxa"/>
           </w:tcPr>
           <w:p>
             <w:pPr>
@@ -2640,7 +2626,7 @@
             </w:pPr>
             <w:r>
               <w:rPr>
-                <w:rFonts w:ascii="Segoe UI" w:eastAsia="Times New Roman" w:hAnsi="Segoe UI" w:cs="Segoe UI"/>
+                <w:rFonts w:eastAsia="Times New Roman"/>
                 <w:sz w:val="18"/>
                 <w:szCs w:val="18"/>
                 <w:lang w:val="en-ID"/>
@@ -2651,7 +2637,7 @@
         </w:tc>
         <w:tc>
           <w:tcPr>
-            <w:tcW w:w="2006" w:type="dxa"/>
+            <w:tcW w:w="1864" w:type="dxa"/>
           </w:tcPr>
           <w:p>
             <w:pPr>
@@ -2665,7 +2651,7 @@
             </w:pPr>
             <w:r>
               <w:rPr>
-                <w:rFonts w:ascii="Segoe UI" w:eastAsia="Times New Roman" w:hAnsi="Segoe UI" w:cs="Segoe UI"/>
+                <w:rFonts w:eastAsia="Times New Roman"/>
                 <w:sz w:val="18"/>
                 <w:szCs w:val="18"/>
                 <w:lang w:val="en-ID"/>
@@ -2684,7 +2670,7 @@
           <w:p>
             <w:pPr>
               <w:rPr>
-                <w:rFonts w:ascii="Segoe UI" w:eastAsia="Times New Roman" w:hAnsi="Segoe UI" w:cs="Segoe UI"/>
+                <w:rFonts w:eastAsia="Times New Roman"/>
                 <w:sz w:val="18"/>
                 <w:szCs w:val="18"/>
                 <w:lang w:val="en-ID"/>
@@ -2694,13 +2680,13 @@
         </w:tc>
         <w:tc>
           <w:tcPr>
-            <w:tcW w:w="1843" w:type="dxa"/>
+            <w:tcW w:w="2268" w:type="dxa"/>
             <w:hideMark/>
           </w:tcPr>
           <w:p>
             <w:pPr>
               <w:rPr>
-                <w:rFonts w:ascii="Segoe UI" w:eastAsia="Times New Roman" w:hAnsi="Segoe UI" w:cs="Segoe UI"/>
+                <w:rFonts w:eastAsia="Times New Roman"/>
                 <w:sz w:val="18"/>
                 <w:szCs w:val="18"/>
                 <w:lang w:val="en-ID"/>
@@ -2710,13 +2696,13 @@
         </w:tc>
         <w:tc>
           <w:tcPr>
-            <w:tcW w:w="1701" w:type="dxa"/>
+            <w:tcW w:w="1559" w:type="dxa"/>
             <w:hideMark/>
           </w:tcPr>
           <w:p>
             <w:pPr>
               <w:rPr>
-                <w:rFonts w:ascii="Segoe UI" w:eastAsia="Times New Roman" w:hAnsi="Segoe UI" w:cs="Segoe UI"/>
+                <w:rFonts w:eastAsia="Times New Roman"/>
                 <w:sz w:val="18"/>
                 <w:szCs w:val="18"/>
                 <w:lang w:val="en-ID"/>
@@ -2726,13 +2712,13 @@
         </w:tc>
         <w:tc>
           <w:tcPr>
-            <w:tcW w:w="1457" w:type="dxa"/>
+            <w:tcW w:w="1418" w:type="dxa"/>
             <w:hideMark/>
           </w:tcPr>
           <w:p>
             <w:pPr>
               <w:rPr>
-                <w:rFonts w:ascii="Segoe UI" w:eastAsia="Times New Roman" w:hAnsi="Segoe UI" w:cs="Segoe UI"/>
+                <w:rFonts w:eastAsia="Times New Roman"/>
                 <w:sz w:val="18"/>
                 <w:szCs w:val="18"/>
                 <w:lang w:val="en-ID"/>
@@ -2742,13 +2728,13 @@
         </w:tc>
         <w:tc>
           <w:tcPr>
-            <w:tcW w:w="1236" w:type="dxa"/>
+            <w:tcW w:w="1275" w:type="dxa"/>
             <w:hideMark/>
           </w:tcPr>
           <w:p>
             <w:pPr>
               <w:rPr>
-                <w:rFonts w:ascii="Segoe UI" w:eastAsia="Times New Roman" w:hAnsi="Segoe UI" w:cs="Segoe UI"/>
+                <w:rFonts w:eastAsia="Times New Roman"/>
                 <w:sz w:val="18"/>
                 <w:szCs w:val="18"/>
                 <w:lang w:val="en-ID"/>
@@ -2758,13 +2744,13 @@
         </w:tc>
         <w:tc>
           <w:tcPr>
-            <w:tcW w:w="1701" w:type="dxa"/>
+            <w:tcW w:w="1560" w:type="dxa"/>
             <w:hideMark/>
           </w:tcPr>
           <w:p>
             <w:pPr>
               <w:rPr>
-                <w:rFonts w:ascii="Segoe UI" w:eastAsia="Times New Roman" w:hAnsi="Segoe UI" w:cs="Segoe UI"/>
+                <w:rFonts w:eastAsia="Times New Roman"/>
                 <w:sz w:val="18"/>
                 <w:szCs w:val="18"/>
                 <w:lang w:val="en-ID"/>
@@ -2774,13 +2760,13 @@
         </w:tc>
         <w:tc>
           <w:tcPr>
-            <w:tcW w:w="2006" w:type="dxa"/>
+            <w:tcW w:w="1864" w:type="dxa"/>
             <w:hideMark/>
           </w:tcPr>
           <w:p>
             <w:pPr>
               <w:rPr>
-                <w:rFonts w:ascii="Segoe UI" w:eastAsia="Times New Roman" w:hAnsi="Segoe UI" w:cs="Segoe UI"/>
+                <w:rFonts w:eastAsia="Times New Roman"/>
                 <w:sz w:val="18"/>
                 <w:szCs w:val="18"/>
                 <w:lang w:val="en-ID"/>
@@ -2809,7 +2795,7 @@
             </w:pPr>
             <w:r>
               <w:rPr>
-                <w:rFonts w:ascii="Courier New" w:eastAsia="Times New Roman" w:hAnsi="Courier New" w:cs="Courier New"/>
+                <w:rFonts w:eastAsia="Times New Roman"/>
                 <w:sz w:val="18"/>
                 <w:szCs w:val="18"/>
                 <w:lang w:val="en-ID"/>
@@ -2819,7 +2805,7 @@
             <w:proofErr w:type="gramStart"/>
             <w:r>
               <w:rPr>
-                <w:rFonts w:ascii="Courier New" w:eastAsia="Times New Roman" w:hAnsi="Courier New" w:cs="Courier New"/>
+                <w:rFonts w:eastAsia="Times New Roman"/>
                 <w:sz w:val="18"/>
                 <w:szCs w:val="18"/>
                 <w:lang w:val="en-ID"/>
@@ -2829,7 +2815,7 @@
             <w:proofErr w:type="gramEnd"/>
             <w:r>
               <w:rPr>
-                <w:rFonts w:ascii="Courier New" w:eastAsia="Times New Roman" w:hAnsi="Courier New" w:cs="Courier New"/>
+                <w:rFonts w:eastAsia="Times New Roman"/>
                 <w:sz w:val="18"/>
                 <w:szCs w:val="18"/>
                 <w:lang w:val="en-ID"/>
@@ -2840,7 +2826,7 @@
         </w:tc>
         <w:tc>
           <w:tcPr>
-            <w:tcW w:w="1843" w:type="dxa"/>
+            <w:tcW w:w="2268" w:type="dxa"/>
             <w:tcBorders>
               <w:bottom w:val="single" w:sz="4" w:space="0" w:color="D9D9D9" w:themeColor="background1" w:themeShade="D9"/>
             </w:tcBorders>
@@ -2857,7 +2843,7 @@
             </w:pPr>
             <w:r>
               <w:rPr>
-                <w:rFonts w:ascii="Courier New" w:eastAsia="Times New Roman" w:hAnsi="Courier New" w:cs="Courier New"/>
+                <w:rFonts w:eastAsia="Times New Roman"/>
                 <w:sz w:val="18"/>
                 <w:szCs w:val="18"/>
                 <w:lang w:val="en-ID"/>
@@ -2868,7 +2854,7 @@
         </w:tc>
         <w:tc>
           <w:tcPr>
-            <w:tcW w:w="1701" w:type="dxa"/>
+            <w:tcW w:w="1559" w:type="dxa"/>
             <w:tcBorders>
               <w:bottom w:val="single" w:sz="4" w:space="0" w:color="D9D9D9" w:themeColor="background1" w:themeShade="D9"/>
             </w:tcBorders>
@@ -2885,7 +2871,7 @@
             </w:pPr>
             <w:r>
               <w:rPr>
-                <w:rFonts w:ascii="Courier New" w:eastAsia="Times New Roman" w:hAnsi="Courier New" w:cs="Courier New"/>
+                <w:rFonts w:eastAsia="Times New Roman"/>
                 <w:sz w:val="18"/>
                 <w:szCs w:val="18"/>
                 <w:lang w:val="en-ID"/>
@@ -2896,7 +2882,7 @@
         </w:tc>
         <w:tc>
           <w:tcPr>
-            <w:tcW w:w="1457" w:type="dxa"/>
+            <w:tcW w:w="1418" w:type="dxa"/>
             <w:tcBorders>
               <w:bottom w:val="single" w:sz="4" w:space="0" w:color="D9D9D9" w:themeColor="background1" w:themeShade="D9"/>
             </w:tcBorders>
@@ -2913,7 +2899,7 @@
             </w:pPr>
             <w:r>
               <w:rPr>
-                <w:rFonts w:ascii="Courier New" w:eastAsia="Times New Roman" w:hAnsi="Courier New" w:cs="Courier New"/>
+                <w:rFonts w:eastAsia="Times New Roman"/>
                 <w:sz w:val="18"/>
                 <w:szCs w:val="18"/>
                 <w:lang w:val="en-ID"/>
@@ -2924,7 +2910,7 @@
         </w:tc>
         <w:tc>
           <w:tcPr>
-            <w:tcW w:w="1236" w:type="dxa"/>
+            <w:tcW w:w="1275" w:type="dxa"/>
             <w:tcBorders>
               <w:bottom w:val="single" w:sz="4" w:space="0" w:color="D9D9D9" w:themeColor="background1" w:themeShade="D9"/>
             </w:tcBorders>
@@ -2941,7 +2927,7 @@
             </w:pPr>
             <w:r>
               <w:rPr>
-                <w:rFonts w:ascii="Courier New" w:eastAsia="Times New Roman" w:hAnsi="Courier New" w:cs="Courier New"/>
+                <w:rFonts w:eastAsia="Times New Roman"/>
                 <w:sz w:val="18"/>
                 <w:szCs w:val="18"/>
                 <w:lang w:val="en-ID"/>
@@ -2952,7 +2938,7 @@
         </w:tc>
         <w:tc>
           <w:tcPr>
-            <w:tcW w:w="1701" w:type="dxa"/>
+            <w:tcW w:w="1560" w:type="dxa"/>
             <w:tcBorders>
               <w:bottom w:val="single" w:sz="4" w:space="0" w:color="D9D9D9" w:themeColor="background1" w:themeShade="D9"/>
             </w:tcBorders>
@@ -2969,7 +2955,7 @@
             </w:pPr>
             <w:r>
               <w:rPr>
-                <w:rFonts w:ascii="Courier New" w:eastAsia="Times New Roman" w:hAnsi="Courier New" w:cs="Courier New"/>
+                <w:rFonts w:eastAsia="Times New Roman"/>
                 <w:sz w:val="18"/>
                 <w:szCs w:val="18"/>
                 <w:lang w:val="en-ID"/>
@@ -2979,7 +2965,7 @@
             <w:proofErr w:type="spellStart"/>
             <w:r>
               <w:rPr>
-                <w:rFonts w:ascii="Courier New" w:eastAsia="Times New Roman" w:hAnsi="Courier New" w:cs="Courier New"/>
+                <w:rFonts w:eastAsia="Times New Roman"/>
                 <w:sz w:val="18"/>
                 <w:szCs w:val="18"/>
                 <w:lang w:val="en-ID"/>
@@ -2989,7 +2975,7 @@
             <w:proofErr w:type="spellEnd"/>
             <w:r>
               <w:rPr>
-                <w:rFonts w:ascii="Courier New" w:eastAsia="Times New Roman" w:hAnsi="Courier New" w:cs="Courier New"/>
+                <w:rFonts w:eastAsia="Times New Roman"/>
                 <w:sz w:val="18"/>
                 <w:szCs w:val="18"/>
                 <w:lang w:val="en-ID"/>
@@ -3000,7 +2986,7 @@
         </w:tc>
         <w:tc>
           <w:tcPr>
-            <w:tcW w:w="2006" w:type="dxa"/>
+            <w:tcW w:w="1864" w:type="dxa"/>
             <w:tcBorders>
               <w:bottom w:val="single" w:sz="4" w:space="0" w:color="D9D9D9" w:themeColor="background1" w:themeShade="D9"/>
             </w:tcBorders>
@@ -3017,7 +3003,7 @@
             </w:pPr>
             <w:r>
               <w:rPr>
-                <w:rFonts w:ascii="Courier New" w:eastAsia="Times New Roman" w:hAnsi="Courier New" w:cs="Courier New"/>
+                <w:rFonts w:eastAsia="Times New Roman"/>
                 <w:sz w:val="18"/>
                 <w:szCs w:val="18"/>
                 <w:lang w:val="en-ID"/>
@@ -3027,7 +3013,7 @@
             <w:proofErr w:type="spellStart"/>
             <w:r>
               <w:rPr>
-                <w:rFonts w:ascii="Courier New" w:eastAsia="Times New Roman" w:hAnsi="Courier New" w:cs="Courier New"/>
+                <w:rFonts w:eastAsia="Times New Roman"/>
                 <w:sz w:val="18"/>
                 <w:szCs w:val="18"/>
                 <w:lang w:val="en-ID"/>
@@ -3037,7 +3023,7 @@
             <w:proofErr w:type="spellEnd"/>
             <w:r>
               <w:rPr>
-                <w:rFonts w:ascii="Courier New" w:eastAsia="Times New Roman" w:hAnsi="Courier New" w:cs="Courier New"/>
+                <w:rFonts w:eastAsia="Times New Roman"/>
                 <w:sz w:val="18"/>
                 <w:szCs w:val="18"/>
                 <w:lang w:val="en-ID"/>
@@ -3123,7 +3109,6 @@
             </w:pPr>
             <w:r>
               <w:rPr>
-                <w:rFonts w:ascii="Courier New" w:hAnsi="Courier New" w:cs="Courier New"/>
                 <w:sz w:val="18"/>
                 <w:szCs w:val="18"/>
               </w:rPr>
@@ -3147,7 +3132,6 @@
             </w:pPr>
             <w:r>
               <w:rPr>
-                <w:rFonts w:ascii="Courier New" w:hAnsi="Courier New" w:cs="Courier New"/>
                 <w:sz w:val="18"/>
                 <w:szCs w:val="18"/>
               </w:rPr>
@@ -3156,7 +3140,6 @@
             <w:proofErr w:type="spellStart"/>
             <w:r>
               <w:rPr>
-                <w:rFonts w:ascii="Courier New" w:hAnsi="Courier New" w:cs="Courier New"/>
                 <w:sz w:val="18"/>
                 <w:szCs w:val="18"/>
               </w:rPr>
@@ -3165,7 +3148,6 @@
             <w:proofErr w:type="spellEnd"/>
             <w:r>
               <w:rPr>
-                <w:rFonts w:ascii="Courier New" w:hAnsi="Courier New" w:cs="Courier New"/>
                 <w:sz w:val="18"/>
                 <w:szCs w:val="18"/>
               </w:rPr>
@@ -3189,7 +3171,6 @@
             </w:pPr>
             <w:r>
               <w:rPr>
-                <w:rFonts w:ascii="Courier New" w:hAnsi="Courier New" w:cs="Courier New"/>
                 <w:sz w:val="18"/>
                 <w:szCs w:val="18"/>
               </w:rPr>
@@ -3198,7 +3179,6 @@
             <w:proofErr w:type="spellStart"/>
             <w:r>
               <w:rPr>
-                <w:rFonts w:ascii="Courier New" w:hAnsi="Courier New" w:cs="Courier New"/>
                 <w:sz w:val="18"/>
                 <w:szCs w:val="18"/>
               </w:rPr>
@@ -3207,7 +3187,6 @@
             <w:proofErr w:type="spellEnd"/>
             <w:r>
               <w:rPr>
-                <w:rFonts w:ascii="Courier New" w:hAnsi="Courier New" w:cs="Courier New"/>
                 <w:sz w:val="18"/>
                 <w:szCs w:val="18"/>
               </w:rPr>
@@ -3231,7 +3210,6 @@
             </w:pPr>
             <w:r>
               <w:rPr>
-                <w:rFonts w:ascii="Courier New" w:hAnsi="Courier New" w:cs="Courier New"/>
                 <w:sz w:val="18"/>
                 <w:szCs w:val="18"/>
               </w:rPr>
@@ -3240,7 +3218,6 @@
             <w:proofErr w:type="spellStart"/>
             <w:r>
               <w:rPr>
-                <w:rFonts w:ascii="Courier New" w:hAnsi="Courier New" w:cs="Courier New"/>
                 <w:sz w:val="18"/>
                 <w:szCs w:val="18"/>
               </w:rPr>
@@ -3249,7 +3226,6 @@
             <w:proofErr w:type="spellEnd"/>
             <w:r>
               <w:rPr>
-                <w:rFonts w:ascii="Courier New" w:hAnsi="Courier New" w:cs="Courier New"/>
                 <w:sz w:val="18"/>
                 <w:szCs w:val="18"/>
               </w:rPr>
@@ -3273,7 +3249,6 @@
             </w:pPr>
             <w:r>
               <w:rPr>
-                <w:rFonts w:ascii="Courier New" w:hAnsi="Courier New" w:cs="Courier New"/>
                 <w:sz w:val="18"/>
                 <w:szCs w:val="18"/>
               </w:rPr>
@@ -3282,7 +3257,6 @@
             <w:proofErr w:type="spellStart"/>
             <w:r>
               <w:rPr>
-                <w:rFonts w:ascii="Courier New" w:hAnsi="Courier New" w:cs="Courier New"/>
                 <w:sz w:val="18"/>
                 <w:szCs w:val="18"/>
               </w:rPr>
@@ -3291,7 +3265,6 @@
             <w:proofErr w:type="spellEnd"/>
             <w:r>
               <w:rPr>
-                <w:rFonts w:ascii="Courier New" w:hAnsi="Courier New" w:cs="Courier New"/>
                 <w:sz w:val="18"/>
                 <w:szCs w:val="18"/>
               </w:rPr>
@@ -3325,7 +3298,7 @@
           <w:p>
             <w:pPr>
               <w:rPr>
-                <w:rFonts w:ascii="Segoe UI" w:eastAsia="Times New Roman" w:hAnsi="Segoe UI" w:cs="Segoe UI"/>
+                <w:rFonts w:eastAsia="Times New Roman"/>
                 <w:sz w:val="18"/>
                 <w:szCs w:val="18"/>
                 <w:lang w:val="en-ID"/>
@@ -3341,7 +3314,7 @@
           <w:p>
             <w:pPr>
               <w:rPr>
-                <w:rFonts w:ascii="Segoe UI" w:eastAsia="Times New Roman" w:hAnsi="Segoe UI" w:cs="Segoe UI"/>
+                <w:rFonts w:eastAsia="Times New Roman"/>
                 <w:sz w:val="18"/>
                 <w:szCs w:val="18"/>
                 <w:lang w:val="en-ID"/>
@@ -3357,7 +3330,7 @@
           <w:p>
             <w:pPr>
               <w:rPr>
-                <w:rFonts w:ascii="Segoe UI" w:eastAsia="Times New Roman" w:hAnsi="Segoe UI" w:cs="Segoe UI"/>
+                <w:rFonts w:eastAsia="Times New Roman"/>
                 <w:sz w:val="18"/>
                 <w:szCs w:val="18"/>
                 <w:lang w:val="en-ID"/>
@@ -3373,7 +3346,7 @@
           <w:p>
             <w:pPr>
               <w:rPr>
-                <w:rFonts w:ascii="Segoe UI" w:eastAsia="Times New Roman" w:hAnsi="Segoe UI" w:cs="Segoe UI"/>
+                <w:rFonts w:eastAsia="Times New Roman"/>
                 <w:sz w:val="18"/>
                 <w:szCs w:val="18"/>
                 <w:lang w:val="en-ID"/>
@@ -3389,7 +3362,7 @@
           <w:p>
             <w:pPr>
               <w:rPr>
-                <w:rFonts w:ascii="Segoe UI" w:eastAsia="Times New Roman" w:hAnsi="Segoe UI" w:cs="Segoe UI"/>
+                <w:rFonts w:eastAsia="Times New Roman"/>
                 <w:sz w:val="18"/>
                 <w:szCs w:val="18"/>
                 <w:lang w:val="en-ID"/>
@@ -3405,7 +3378,7 @@
           <w:p>
             <w:pPr>
               <w:rPr>
-                <w:rFonts w:ascii="Segoe UI" w:eastAsia="Times New Roman" w:hAnsi="Segoe UI" w:cs="Segoe UI"/>
+                <w:rFonts w:eastAsia="Times New Roman"/>
                 <w:sz w:val="18"/>
                 <w:szCs w:val="18"/>
                 <w:lang w:val="en-ID"/>
@@ -3421,7 +3394,7 @@
           <w:p>
             <w:pPr>
               <w:rPr>
-                <w:rFonts w:ascii="Segoe UI" w:eastAsia="Times New Roman" w:hAnsi="Segoe UI" w:cs="Segoe UI"/>
+                <w:rFonts w:eastAsia="Times New Roman"/>
                 <w:sz w:val="18"/>
                 <w:szCs w:val="18"/>
                 <w:lang w:val="en-ID"/>
@@ -3485,14 +3458,7 @@
           <w:sz w:val="18"/>
           <w:szCs w:val="18"/>
         </w:rPr>
-        <w:t xml:space="preserve"> </w:t>
-      </w:r>
-      <w:r>
-        <w:rPr>
-          <w:sz w:val="18"/>
-          <w:szCs w:val="18"/>
-        </w:rPr>
-        <w:t>{</w:t>
+        <w:t xml:space="preserve"> {</w:t>
       </w:r>
       <w:proofErr w:type="spellStart"/>
       <w:proofErr w:type="gramStart"/>

--- a/app/backend/templates/DISCLOSURE_STATEMENT.docx
+++ b/app/backend/templates/DISCLOSURE_STATEMENT.docx
@@ -2299,6 +2299,19 @@
           <w:tcPr>
             <w:tcW w:w="5395" w:type="dxa"/>
           </w:tcPr>
+          <w:p>
+            <w:pPr>
+              <w:jc w:val="center"/>
+            </w:pPr>
+            <w:r>
+              <w:rPr>
+                <w:color w:val="FFFFFF"/>
+                <w:sz w:val="2"/>
+                <w:szCs w:val="2"/>
+              </w:rPr>
+              <w:t xml:space="preserve">[[SIGNATURE_ANCHOR]]</w:t>
+            </w:r>
+          </w:p>
           <w:p>
             <w:pPr>
               <w:jc w:val="center"/>

--- a/app/backend/templates/DISCLOSURE_STATEMENT.docx
+++ b/app/backend/templates/DISCLOSURE_STATEMENT.docx
@@ -1,6 +1,6 @@
 
 <file path=word/document.xml><?xml version="1.0" encoding="utf-8"?>
-<w:document xmlns:wpc="http://schemas.microsoft.com/office/word/2010/wordprocessingCanvas" xmlns:cx="http://schemas.microsoft.com/office/drawing/2014/chartex" xmlns:cx1="http://schemas.microsoft.com/office/drawing/2015/9/8/chartex" xmlns:cx2="http://schemas.microsoft.com/office/drawing/2015/10/21/chartex" xmlns:cx3="http://schemas.microsoft.com/office/drawing/2016/5/9/chartex" xmlns:cx4="http://schemas.microsoft.com/office/drawing/2016/5/10/chartex" xmlns:cx5="http://schemas.microsoft.com/office/drawing/2016/5/11/chartex" xmlns:cx6="http://schemas.microsoft.com/office/drawing/2016/5/12/chartex" xmlns:cx7="http://schemas.microsoft.com/office/drawing/2016/5/13/chartex" xmlns:cx8="http://schemas.microsoft.com/office/drawing/2016/5/14/chartex" xmlns:mc="http://schemas.openxmlformats.org/markup-compatibility/2006" xmlns:aink="http://schemas.microsoft.com/office/drawing/2016/ink" xmlns:am3d="http://schemas.microsoft.com/office/drawing/2017/model3d" xmlns:o="urn:schemas-microsoft-com:office:office" xmlns:oel="http://schemas.microsoft.com/office/2019/extlst" xmlns:r="http://schemas.openxmlformats.org/officeDocument/2006/relationships" xmlns:m="http://schemas.openxmlformats.org/officeDocument/2006/math" xmlns:v="urn:schemas-microsoft-com:vml" xmlns:wp14="http://schemas.microsoft.com/office/word/2010/wordprocessingDrawing" xmlns:wp="http://schemas.openxmlformats.org/drawingml/2006/wordprocessingDrawing" xmlns:w10="urn:schemas-microsoft-com:office:word" xmlns:w="http://schemas.openxmlformats.org/wordprocessingml/2006/main" xmlns:w14="http://schemas.microsoft.com/office/word/2010/wordml" xmlns:w15="http://schemas.microsoft.com/office/word/2012/wordml" xmlns:w16cex="http://schemas.microsoft.com/office/word/2018/wordml/cex" xmlns:w16cid="http://schemas.microsoft.com/office/word/2016/wordml/cid" xmlns:w16="http://schemas.microsoft.com/office/word/2018/wordml" xmlns:w16du="http://schemas.microsoft.com/office/word/2023/wordml/word16du" xmlns:w16sdtdh="http://schemas.microsoft.com/office/word/2020/wordml/sdtdatahash" xmlns:w16sdtfl="http://schemas.microsoft.com/office/word/2024/wordml/sdtformatlock" xmlns:w16se="http://schemas.microsoft.com/office/word/2015/wordml/symex" xmlns:wpg="http://schemas.microsoft.com/office/word/2010/wordprocessingGroup" xmlns:wpi="http://schemas.microsoft.com/office/word/2010/wordprocessingInk" xmlns:wne="http://schemas.microsoft.com/office/word/2006/wordml" xmlns:wps="http://schemas.microsoft.com/office/word/2010/wordprocessingShape" mc:Ignorable="w14 w15 w16se w16cid w16 w16cex w16sdtdh w16sdtfl w16du wp14">
+<w:document xmlns:wpc="http://schemas.microsoft.com/office/word/2010/wordprocessingCanvas" xmlns:cx="http://schemas.microsoft.com/office/drawing/2014/chartex" xmlns:cx1="http://schemas.microsoft.com/office/drawing/2015/9/8/chartex" xmlns:cx2="http://schemas.microsoft.com/office/drawing/2015/10/21/chartex" xmlns:cx3="http://schemas.microsoft.com/office/drawing/2016/5/9/chartex" xmlns:cx4="http://schemas.microsoft.com/office/drawing/2016/5/10/chartex" xmlns:cx5="http://schemas.microsoft.com/office/drawing/2016/5/11/chartex" xmlns:cx6="http://schemas.microsoft.com/office/drawing/2016/5/12/chartex" xmlns:cx7="http://schemas.microsoft.com/office/drawing/2016/5/13/chartex" xmlns:cx8="http://schemas.microsoft.com/office/drawing/2016/5/14/chartex" xmlns:mc="http://schemas.openxmlformats.org/markup-compatibility/2006" xmlns:aink="http://schemas.microsoft.com/office/drawing/2016/ink" xmlns:am3d="http://schemas.microsoft.com/office/drawing/2017/model3d" xmlns:o="urn:schemas-microsoft-com:office:office" xmlns:oel="http://schemas.microsoft.com/office/2019/extlst" xmlns:r="http://schemas.openxmlformats.org/officeDocument/2006/relationships" xmlns:m="http://schemas.openxmlformats.org/officeDocument/2006/math" xmlns:v="urn:schemas-microsoft-com:vml" xmlns:wp14="http://schemas.microsoft.com/office/word/2010/wordprocessingDrawing" xmlns:wp="http://schemas.openxmlformats.org/drawingml/2006/wordprocessingDrawing" xmlns:w10="urn:schemas-microsoft-com:office:word" xmlns:w="http://schemas.openxmlformats.org/wordprocessingml/2006/main" xmlns:w14="http://schemas.microsoft.com/office/word/2010/wordml" xmlns:w15="http://schemas.microsoft.com/office/word/2012/wordml" xmlns:w16cei="http://schemas.microsoft.com/office/word/2026/wordml/cei" xmlns:w16cex="http://schemas.microsoft.com/office/word/2018/wordml/cex" xmlns:w16cid="http://schemas.microsoft.com/office/word/2016/wordml/cid" xmlns:w16="http://schemas.microsoft.com/office/word/2018/wordml" xmlns:w16du="http://schemas.microsoft.com/office/word/2023/wordml/word16du" xmlns:w16sdtdh="http://schemas.microsoft.com/office/word/2020/wordml/sdtdatahash" xmlns:w16sdtfl="http://schemas.microsoft.com/office/word/2024/wordml/sdtformatlock" xmlns:w16se="http://schemas.microsoft.com/office/word/2015/wordml/symex" xmlns:wpg="http://schemas.microsoft.com/office/word/2010/wordprocessingGroup" xmlns:wpi="http://schemas.microsoft.com/office/word/2010/wordprocessingInk" xmlns:wne="http://schemas.microsoft.com/office/word/2006/wordml" xmlns:wps="http://schemas.microsoft.com/office/word/2010/wordprocessingShape" mc:Ignorable="w14 w15 w16se w16cid w16 w16cex w16sdtdh w16sdtfl w16du wp14">
   <w:body>
     <w:p>
       <w:pPr>
@@ -77,23 +77,7 @@
           <w:sz w:val="18"/>
           <w:szCs w:val="18"/>
         </w:rPr>
-        <w:t xml:space="preserve">Unit 9 Ground Floor </w:t>
-      </w:r>
-      <w:proofErr w:type="gramStart"/>
-      <w:r>
-        <w:rPr>
-          <w:sz w:val="18"/>
-          <w:szCs w:val="18"/>
-        </w:rPr>
-        <w:t>The</w:t>
-      </w:r>
-      <w:proofErr w:type="gramEnd"/>
-      <w:r>
-        <w:rPr>
-          <w:sz w:val="18"/>
-          <w:szCs w:val="18"/>
-        </w:rPr>
-        <w:t xml:space="preserve"> Midland Plaza, M Adriatico Barangay 669 Ermita, Manila</w:t>
+        <w:t>Unit 9 Ground Floor The Midland Plaza, M Adriatico Barangay 669 Ermita, Manila</w:t>
       </w:r>
     </w:p>
     <w:p>
@@ -125,23 +109,7 @@
           <w:sz w:val="18"/>
           <w:szCs w:val="18"/>
         </w:rPr>
-        <w:t xml:space="preserve">(As Required under R.A. 3765, Truth </w:t>
-      </w:r>
-      <w:proofErr w:type="gramStart"/>
-      <w:r>
-        <w:rPr>
-          <w:sz w:val="18"/>
-          <w:szCs w:val="18"/>
-        </w:rPr>
-        <w:t>In</w:t>
-      </w:r>
-      <w:proofErr w:type="gramEnd"/>
-      <w:r>
-        <w:rPr>
-          <w:sz w:val="18"/>
-          <w:szCs w:val="18"/>
-        </w:rPr>
-        <w:t xml:space="preserve"> Lending Act)</w:t>
+        <w:t>(As Required under R.A. 3765, Truth In Lending Act)</w:t>
       </w:r>
     </w:p>
     <w:p>
@@ -276,9 +244,8 @@
                 <w:sz w:val="18"/>
                 <w:szCs w:val="18"/>
               </w:rPr>
-              <w:t>{</w:t>
-            </w:r>
-            <w:proofErr w:type="spellStart"/>
+              <w:t>{BorrowerName}</w:t>
+            </w:r>
             <w:r>
               <w:rPr>
                 <w:b/>
@@ -286,9 +253,8 @@
                 <w:sz w:val="18"/>
                 <w:szCs w:val="18"/>
               </w:rPr>
-              <w:t>BorrowerName</w:t>
-            </w:r>
-            <w:proofErr w:type="spellEnd"/>
+              <w:br/>
+            </w:r>
             <w:r>
               <w:rPr>
                 <w:b/>
@@ -296,45 +262,7 @@
                 <w:sz w:val="18"/>
                 <w:szCs w:val="18"/>
               </w:rPr>
-              <w:t>}</w:t>
-            </w:r>
-            <w:r>
-              <w:rPr>
-                <w:b/>
-                <w:bCs/>
-                <w:sz w:val="18"/>
-                <w:szCs w:val="18"/>
-              </w:rPr>
-              <w:br/>
-            </w:r>
-            <w:r>
-              <w:rPr>
-                <w:b/>
-                <w:bCs/>
-                <w:sz w:val="18"/>
-                <w:szCs w:val="18"/>
-              </w:rPr>
-              <w:t>{</w:t>
-            </w:r>
-            <w:proofErr w:type="spellStart"/>
-            <w:r>
-              <w:rPr>
-                <w:b/>
-                <w:bCs/>
-                <w:sz w:val="18"/>
-                <w:szCs w:val="18"/>
-              </w:rPr>
-              <w:t>LoanAccountId</w:t>
-            </w:r>
-            <w:proofErr w:type="spellEnd"/>
-            <w:r>
-              <w:rPr>
-                <w:b/>
-                <w:bCs/>
-                <w:sz w:val="18"/>
-                <w:szCs w:val="18"/>
-              </w:rPr>
-              <w:t>}</w:t>
+              <w:t>{LoanAccountId}</w:t>
             </w:r>
             <w:r>
               <w:rPr>
@@ -465,27 +393,7 @@
                       <w:sz w:val="18"/>
                       <w:szCs w:val="18"/>
                     </w:rPr>
-                    <w:t>{</w:t>
-                  </w:r>
-                  <w:proofErr w:type="spellStart"/>
-                  <w:r>
-                    <w:rPr>
-                      <w:b/>
-                      <w:bCs/>
-                      <w:sz w:val="18"/>
-                      <w:szCs w:val="18"/>
-                    </w:rPr>
-                    <w:t>PrincipalAmount</w:t>
-                  </w:r>
-                  <w:proofErr w:type="spellEnd"/>
-                  <w:r>
-                    <w:rPr>
-                      <w:b/>
-                      <w:bCs/>
-                      <w:sz w:val="18"/>
-                      <w:szCs w:val="18"/>
-                    </w:rPr>
-                    <w:t>}</w:t>
+                    <w:t>{PrincipalAmount}</w:t>
                   </w:r>
                 </w:p>
               </w:tc>
@@ -636,23 +544,7 @@
                       <w:sz w:val="18"/>
                       <w:szCs w:val="18"/>
                     </w:rPr>
-                    <w:t>{#</w:t>
-                  </w:r>
-                  <w:proofErr w:type="gramStart"/>
-                  <w:r>
-                    <w:rPr>
-                      <w:sz w:val="18"/>
-                      <w:szCs w:val="18"/>
-                    </w:rPr>
-                    <w:t>HasProcessingFee}Processing</w:t>
-                  </w:r>
-                  <w:proofErr w:type="gramEnd"/>
-                  <w:r>
-                    <w:rPr>
-                      <w:sz w:val="18"/>
-                      <w:szCs w:val="18"/>
-                    </w:rPr>
-                    <w:t xml:space="preserve"> Fee</w:t>
+                    <w:t>{#HasProcessingFee}Processing Fee</w:t>
                   </w:r>
                 </w:p>
               </w:tc>
@@ -674,39 +566,7 @@
                       <w:sz w:val="18"/>
                       <w:szCs w:val="18"/>
                     </w:rPr>
-                    <w:t>{</w:t>
-                  </w:r>
-                  <w:proofErr w:type="spellStart"/>
-                  <w:r>
-                    <w:rPr>
-                      <w:sz w:val="18"/>
-                      <w:szCs w:val="18"/>
-                    </w:rPr>
-                    <w:t>ProcessingFee</w:t>
-                  </w:r>
-                  <w:proofErr w:type="spellEnd"/>
-                  <w:r>
-                    <w:rPr>
-                      <w:sz w:val="18"/>
-                      <w:szCs w:val="18"/>
-                    </w:rPr>
-                    <w:t>}{/</w:t>
-                  </w:r>
-                  <w:proofErr w:type="spellStart"/>
-                  <w:r>
-                    <w:rPr>
-                      <w:sz w:val="18"/>
-                      <w:szCs w:val="18"/>
-                    </w:rPr>
-                    <w:t>HasProcessingFee</w:t>
-                  </w:r>
-                  <w:proofErr w:type="spellEnd"/>
-                  <w:r>
-                    <w:rPr>
-                      <w:sz w:val="18"/>
-                      <w:szCs w:val="18"/>
-                    </w:rPr>
-                    <w:t>}</w:t>
+                    <w:t>{ProcessingFee}{/HasProcessingFee}</w:t>
                   </w:r>
                 </w:p>
               </w:tc>
@@ -729,23 +589,7 @@
                       <w:sz w:val="18"/>
                       <w:szCs w:val="18"/>
                     </w:rPr>
-                    <w:t>{#</w:t>
-                  </w:r>
-                  <w:proofErr w:type="gramStart"/>
-                  <w:r>
-                    <w:rPr>
-                      <w:sz w:val="18"/>
-                      <w:szCs w:val="18"/>
-                    </w:rPr>
-                    <w:t>HasAdvanceInterest}Advance</w:t>
-                  </w:r>
-                  <w:proofErr w:type="gramEnd"/>
-                  <w:r>
-                    <w:rPr>
-                      <w:sz w:val="18"/>
-                      <w:szCs w:val="18"/>
-                    </w:rPr>
-                    <w:t xml:space="preserve"> Interest</w:t>
+                    <w:t>{#HasAdvanceInterest}Advance Interest</w:t>
                   </w:r>
                 </w:p>
               </w:tc>
@@ -767,39 +611,7 @@
                       <w:sz w:val="18"/>
                       <w:szCs w:val="18"/>
                     </w:rPr>
-                    <w:t>{</w:t>
-                  </w:r>
-                  <w:proofErr w:type="spellStart"/>
-                  <w:r>
-                    <w:rPr>
-                      <w:sz w:val="18"/>
-                      <w:szCs w:val="18"/>
-                    </w:rPr>
-                    <w:t>AdvanceInterest</w:t>
-                  </w:r>
-                  <w:proofErr w:type="spellEnd"/>
-                  <w:r>
-                    <w:rPr>
-                      <w:sz w:val="18"/>
-                      <w:szCs w:val="18"/>
-                    </w:rPr>
-                    <w:t>}{/</w:t>
-                  </w:r>
-                  <w:proofErr w:type="spellStart"/>
-                  <w:r>
-                    <w:rPr>
-                      <w:sz w:val="18"/>
-                      <w:szCs w:val="18"/>
-                    </w:rPr>
-                    <w:t>HasAdvanceInterest</w:t>
-                  </w:r>
-                  <w:proofErr w:type="spellEnd"/>
-                  <w:r>
-                    <w:rPr>
-                      <w:sz w:val="18"/>
-                      <w:szCs w:val="18"/>
-                    </w:rPr>
-                    <w:t>}</w:t>
+                    <w:t>{AdvanceInterest}{/HasAdvanceInterest}</w:t>
                   </w:r>
                 </w:p>
               </w:tc>
@@ -822,23 +634,7 @@
                       <w:sz w:val="18"/>
                       <w:szCs w:val="18"/>
                     </w:rPr>
-                    <w:t>{#</w:t>
-                  </w:r>
-                  <w:proofErr w:type="gramStart"/>
-                  <w:r>
-                    <w:rPr>
-                      <w:sz w:val="18"/>
-                      <w:szCs w:val="18"/>
-                    </w:rPr>
-                    <w:t>HasAccountManagementFee}Account</w:t>
-                  </w:r>
-                  <w:proofErr w:type="gramEnd"/>
-                  <w:r>
-                    <w:rPr>
-                      <w:sz w:val="18"/>
-                      <w:szCs w:val="18"/>
-                    </w:rPr>
-                    <w:t xml:space="preserve"> Management Fee</w:t>
+                    <w:t>{#HasAccountManagementFee}Account Management Fee</w:t>
                   </w:r>
                 </w:p>
               </w:tc>
@@ -860,39 +656,7 @@
                       <w:sz w:val="18"/>
                       <w:szCs w:val="18"/>
                     </w:rPr>
-                    <w:t>{</w:t>
-                  </w:r>
-                  <w:proofErr w:type="spellStart"/>
-                  <w:r>
-                    <w:rPr>
-                      <w:sz w:val="18"/>
-                      <w:szCs w:val="18"/>
-                    </w:rPr>
-                    <w:t>AccountManagementFee</w:t>
-                  </w:r>
-                  <w:proofErr w:type="spellEnd"/>
-                  <w:r>
-                    <w:rPr>
-                      <w:sz w:val="18"/>
-                      <w:szCs w:val="18"/>
-                    </w:rPr>
-                    <w:t>}{/</w:t>
-                  </w:r>
-                  <w:proofErr w:type="spellStart"/>
-                  <w:r>
-                    <w:rPr>
-                      <w:sz w:val="18"/>
-                      <w:szCs w:val="18"/>
-                    </w:rPr>
-                    <w:t>HasAccountManagementFee</w:t>
-                  </w:r>
-                  <w:proofErr w:type="spellEnd"/>
-                  <w:r>
-                    <w:rPr>
-                      <w:sz w:val="18"/>
-                      <w:szCs w:val="18"/>
-                    </w:rPr>
-                    <w:t>}</w:t>
+                    <w:t>{AccountManagementFee}{/HasAccountManagementFee}</w:t>
                   </w:r>
                 </w:p>
               </w:tc>
@@ -915,23 +679,7 @@
                       <w:sz w:val="18"/>
                       <w:szCs w:val="18"/>
                     </w:rPr>
-                    <w:t>{#</w:t>
-                  </w:r>
-                  <w:proofErr w:type="gramStart"/>
-                  <w:r>
-                    <w:rPr>
-                      <w:sz w:val="18"/>
-                      <w:szCs w:val="18"/>
-                    </w:rPr>
-                    <w:t>HasMiscellaneousFee}Miscellaneous</w:t>
-                  </w:r>
-                  <w:proofErr w:type="gramEnd"/>
-                  <w:r>
-                    <w:rPr>
-                      <w:sz w:val="18"/>
-                      <w:szCs w:val="18"/>
-                    </w:rPr>
-                    <w:t xml:space="preserve"> Fee</w:t>
+                    <w:t>{#HasMiscellaneousFee}Miscellaneous Fee</w:t>
                   </w:r>
                 </w:p>
               </w:tc>
@@ -953,39 +701,7 @@
                       <w:sz w:val="18"/>
                       <w:szCs w:val="18"/>
                     </w:rPr>
-                    <w:t>{</w:t>
-                  </w:r>
-                  <w:proofErr w:type="spellStart"/>
-                  <w:r>
-                    <w:rPr>
-                      <w:sz w:val="18"/>
-                      <w:szCs w:val="18"/>
-                    </w:rPr>
-                    <w:t>MiscellaneousFee</w:t>
-                  </w:r>
-                  <w:proofErr w:type="spellEnd"/>
-                  <w:r>
-                    <w:rPr>
-                      <w:sz w:val="18"/>
-                      <w:szCs w:val="18"/>
-                    </w:rPr>
-                    <w:t>}{/</w:t>
-                  </w:r>
-                  <w:proofErr w:type="spellStart"/>
-                  <w:r>
-                    <w:rPr>
-                      <w:sz w:val="18"/>
-                      <w:szCs w:val="18"/>
-                    </w:rPr>
-                    <w:t>HasMiscellaneousFee</w:t>
-                  </w:r>
-                  <w:proofErr w:type="spellEnd"/>
-                  <w:r>
-                    <w:rPr>
-                      <w:sz w:val="18"/>
-                      <w:szCs w:val="18"/>
-                    </w:rPr>
-                    <w:t>}</w:t>
+                    <w:t>{MiscellaneousFee}{/HasMiscellaneousFee}</w:t>
                   </w:r>
                 </w:p>
               </w:tc>
@@ -1008,23 +724,7 @@
                       <w:sz w:val="18"/>
                       <w:szCs w:val="18"/>
                     </w:rPr>
-                    <w:t>{#</w:t>
-                  </w:r>
-                  <w:proofErr w:type="gramStart"/>
-                  <w:r>
-                    <w:rPr>
-                      <w:sz w:val="18"/>
-                      <w:szCs w:val="18"/>
-                    </w:rPr>
-                    <w:t>HasDocStamp}Doc</w:t>
-                  </w:r>
-                  <w:proofErr w:type="gramEnd"/>
-                  <w:r>
-                    <w:rPr>
-                      <w:sz w:val="18"/>
-                      <w:szCs w:val="18"/>
-                    </w:rPr>
-                    <w:t xml:space="preserve"> Stamp</w:t>
+                    <w:t>{#HasDocStamp}Doc Stamp</w:t>
                   </w:r>
                 </w:p>
               </w:tc>
@@ -1046,39 +746,7 @@
                       <w:sz w:val="18"/>
                       <w:szCs w:val="18"/>
                     </w:rPr>
-                    <w:t>{</w:t>
-                  </w:r>
-                  <w:proofErr w:type="spellStart"/>
-                  <w:r>
-                    <w:rPr>
-                      <w:sz w:val="18"/>
-                      <w:szCs w:val="18"/>
-                    </w:rPr>
-                    <w:t>DocStamp</w:t>
-                  </w:r>
-                  <w:proofErr w:type="spellEnd"/>
-                  <w:r>
-                    <w:rPr>
-                      <w:sz w:val="18"/>
-                      <w:szCs w:val="18"/>
-                    </w:rPr>
-                    <w:t>}{/</w:t>
-                  </w:r>
-                  <w:proofErr w:type="spellStart"/>
-                  <w:r>
-                    <w:rPr>
-                      <w:sz w:val="18"/>
-                      <w:szCs w:val="18"/>
-                    </w:rPr>
-                    <w:t>HasDocStamp</w:t>
-                  </w:r>
-                  <w:proofErr w:type="spellEnd"/>
-                  <w:r>
-                    <w:rPr>
-                      <w:sz w:val="18"/>
-                      <w:szCs w:val="18"/>
-                    </w:rPr>
-                    <w:t>}</w:t>
+                    <w:t>{DocStamp}{/HasDocStamp}</w:t>
                   </w:r>
                 </w:p>
               </w:tc>
@@ -1101,23 +769,7 @@
                       <w:sz w:val="18"/>
                       <w:szCs w:val="18"/>
                     </w:rPr>
-                    <w:t>{#</w:t>
-                  </w:r>
-                  <w:proofErr w:type="gramStart"/>
-                  <w:r>
-                    <w:rPr>
-                      <w:sz w:val="18"/>
-                      <w:szCs w:val="18"/>
-                    </w:rPr>
-                    <w:t>HasOutstandingBalance}Outstanding</w:t>
-                  </w:r>
-                  <w:proofErr w:type="gramEnd"/>
-                  <w:r>
-                    <w:rPr>
-                      <w:sz w:val="18"/>
-                      <w:szCs w:val="18"/>
-                    </w:rPr>
-                    <w:t xml:space="preserve"> Balance</w:t>
+                    <w:t>{#HasOutstandingBalance}Outstanding Balance</w:t>
                   </w:r>
                 </w:p>
               </w:tc>
@@ -1139,39 +791,7 @@
                       <w:sz w:val="18"/>
                       <w:szCs w:val="18"/>
                     </w:rPr>
-                    <w:t>{</w:t>
-                  </w:r>
-                  <w:proofErr w:type="spellStart"/>
-                  <w:r>
-                    <w:rPr>
-                      <w:sz w:val="18"/>
-                      <w:szCs w:val="18"/>
-                    </w:rPr>
-                    <w:t>OutstandingBalance</w:t>
-                  </w:r>
-                  <w:proofErr w:type="spellEnd"/>
-                  <w:r>
-                    <w:rPr>
-                      <w:sz w:val="18"/>
-                      <w:szCs w:val="18"/>
-                    </w:rPr>
-                    <w:t>}{/</w:t>
-                  </w:r>
-                  <w:proofErr w:type="spellStart"/>
-                  <w:r>
-                    <w:rPr>
-                      <w:sz w:val="18"/>
-                      <w:szCs w:val="18"/>
-                    </w:rPr>
-                    <w:t>HasOutstandingBalance</w:t>
-                  </w:r>
-                  <w:proofErr w:type="spellEnd"/>
-                  <w:r>
-                    <w:rPr>
-                      <w:sz w:val="18"/>
-                      <w:szCs w:val="18"/>
-                    </w:rPr>
-                    <w:t>}</w:t>
+                    <w:t>{OutstandingBalance}{/HasOutstandingBalance}</w:t>
                   </w:r>
                 </w:p>
               </w:tc>
@@ -1194,17 +814,8 @@
                       <w:sz w:val="18"/>
                       <w:szCs w:val="18"/>
                     </w:rPr>
-                    <w:t>{#</w:t>
+                    <w:t>{#HasOthers}Others</w:t>
                   </w:r>
-                  <w:proofErr w:type="gramStart"/>
-                  <w:r>
-                    <w:rPr>
-                      <w:sz w:val="18"/>
-                      <w:szCs w:val="18"/>
-                    </w:rPr>
-                    <w:t>HasOthers}Others</w:t>
-                  </w:r>
-                  <w:proofErr w:type="gramEnd"/>
                 </w:p>
               </w:tc>
               <w:tc>
@@ -1368,27 +979,7 @@
                       <w:sz w:val="18"/>
                       <w:szCs w:val="18"/>
                     </w:rPr>
-                    <w:t>{</w:t>
-                  </w:r>
-                  <w:proofErr w:type="spellStart"/>
-                  <w:r>
-                    <w:rPr>
-                      <w:b/>
-                      <w:bCs/>
-                      <w:sz w:val="18"/>
-                      <w:szCs w:val="18"/>
-                    </w:rPr>
-                    <w:t>NetProceeds</w:t>
-                  </w:r>
-                  <w:proofErr w:type="spellEnd"/>
-                  <w:r>
-                    <w:rPr>
-                      <w:b/>
-                      <w:bCs/>
-                      <w:sz w:val="18"/>
-                      <w:szCs w:val="18"/>
-                    </w:rPr>
-                    <w:t>}</w:t>
+                    <w:t>{NetProceeds}</w:t>
                   </w:r>
                 </w:p>
               </w:tc>
@@ -2184,62 +1775,21 @@
           <w:sz w:val="18"/>
           <w:szCs w:val="18"/>
         </w:rPr>
-        <w:t xml:space="preserve">I/WE ACKNOWLEDGE RECEIPT OF THIS STATEMENT BEFORE THE CONSUMMATION OF THE CREDIT TRANSACTION RECEIVED FROM EASYCASH LENDING COMPANY INC. </w:t>
-      </w:r>
-      <w:proofErr w:type="gramStart"/>
-      <w:r>
-        <w:rPr>
-          <w:sz w:val="18"/>
-          <w:szCs w:val="18"/>
-        </w:rPr>
-        <w:t>(</w:t>
+        <w:t>I/WE ACKNOWLEDGE RECEIPT OF THIS STATEMENT BEFORE THE CONSUMMATION OF THE CREDIT TRANSACTION RECEIVED FROM EASYCASH LENDING COMPANY INC. (</w:t>
       </w:r>
       <w:r>
         <w:rPr>
           <w:sz w:val="18"/>
           <w:szCs w:val="18"/>
         </w:rPr>
-        <w:t xml:space="preserve"> P</w:t>
-      </w:r>
-      <w:proofErr w:type="gramEnd"/>
-      <w:r>
-        <w:rPr>
-          <w:sz w:val="18"/>
-          <w:szCs w:val="18"/>
-        </w:rPr>
-        <w:t xml:space="preserve"> {</w:t>
-      </w:r>
-      <w:proofErr w:type="spellStart"/>
-      <w:r>
-        <w:rPr>
-          <w:sz w:val="18"/>
-          <w:szCs w:val="18"/>
-        </w:rPr>
-        <w:t>NetProceeds</w:t>
-      </w:r>
-      <w:proofErr w:type="spellEnd"/>
-      <w:proofErr w:type="gramStart"/>
-      <w:r>
-        <w:rPr>
-          <w:sz w:val="18"/>
-          <w:szCs w:val="18"/>
-        </w:rPr>
-        <w:t xml:space="preserve">} </w:t>
+        <w:t xml:space="preserve"> P {NetProceeds} </w:t>
       </w:r>
       <w:r>
         <w:rPr>
           <w:sz w:val="18"/>
           <w:szCs w:val="18"/>
         </w:rPr>
-        <w:t>)</w:t>
-      </w:r>
-      <w:proofErr w:type="gramEnd"/>
-      <w:r>
-        <w:rPr>
-          <w:sz w:val="18"/>
-          <w:szCs w:val="18"/>
-        </w:rPr>
-        <w:t xml:space="preserve"> IN BDO </w:t>
+        <w:t xml:space="preserve">) IN BDO </w:t>
       </w:r>
       <w:r>
         <w:rPr>
@@ -2309,7 +1859,7 @@
                 <w:sz w:val="2"/>
                 <w:szCs w:val="2"/>
               </w:rPr>
-              <w:t xml:space="preserve">[[SIGNATURE_ANCHOR]]</w:t>
+              <w:t>[[SIGNATURE_ANCHOR]]</w:t>
             </w:r>
           </w:p>
           <w:p>
@@ -2325,23 +1875,7 @@
                 <w:sz w:val="18"/>
                 <w:szCs w:val="18"/>
               </w:rPr>
-              <w:t>{</w:t>
-            </w:r>
-            <w:proofErr w:type="spellStart"/>
-            <w:r>
-              <w:rPr>
-                <w:sz w:val="18"/>
-                <w:szCs w:val="18"/>
-              </w:rPr>
-              <w:t>BorrowerName</w:t>
-            </w:r>
-            <w:proofErr w:type="spellEnd"/>
-            <w:r>
-              <w:rPr>
-                <w:sz w:val="18"/>
-                <w:szCs w:val="18"/>
-              </w:rPr>
-              <w:t>}</w:t>
+              <w:t>{BorrowerName}</w:t>
             </w:r>
           </w:p>
         </w:tc>
@@ -2352,11 +1886,31 @@
           <w:p>
             <w:pPr>
               <w:jc w:val="center"/>
-              <w:rPr>
-                <w:sz w:val="18"/>
-                <w:szCs w:val="18"/>
-              </w:rPr>
-            </w:pPr>
+            </w:pPr>
+            <w:r>
+              <w:rPr>
+                <w:color w:val="FFFFFF"/>
+                <w:sz w:val="2"/>
+                <w:szCs w:val="2"/>
+              </w:rPr>
+              <w:t>[[SIGNATURE_ANCHOR_CO_BORROWER]]</w:t>
+            </w:r>
+          </w:p>
+          <w:p>
+            <w:pPr>
+              <w:jc w:val="center"/>
+              <w:rPr>
+                <w:sz w:val="18"/>
+                <w:szCs w:val="18"/>
+              </w:rPr>
+            </w:pPr>
+            <w:r>
+              <w:rPr>
+                <w:sz w:val="18"/>
+                <w:szCs w:val="18"/>
+              </w:rPr>
+              <w:t>{CoBorrowerName}</w:t>
+            </w:r>
           </w:p>
         </w:tc>
       </w:tr>
@@ -2813,27 +2367,7 @@
                 <w:szCs w:val="18"/>
                 <w:lang w:val="en-ID"/>
               </w:rPr>
-              <w:t>{#</w:t>
-            </w:r>
-            <w:proofErr w:type="gramStart"/>
-            <w:r>
-              <w:rPr>
-                <w:rFonts w:eastAsia="Times New Roman"/>
-                <w:sz w:val="18"/>
-                <w:szCs w:val="18"/>
-                <w:lang w:val="en-ID"/>
-              </w:rPr>
-              <w:t>AmortizationSchedule}{</w:t>
-            </w:r>
-            <w:proofErr w:type="gramEnd"/>
-            <w:r>
-              <w:rPr>
-                <w:rFonts w:eastAsia="Times New Roman"/>
-                <w:sz w:val="18"/>
-                <w:szCs w:val="18"/>
-                <w:lang w:val="en-ID"/>
-              </w:rPr>
-              <w:t>Number}</w:t>
+              <w:t>{#AmortizationSchedule}{Number}</w:t>
             </w:r>
           </w:p>
         </w:tc>
@@ -2973,27 +2507,7 @@
                 <w:szCs w:val="18"/>
                 <w:lang w:val="en-ID"/>
               </w:rPr>
-              <w:t>{</w:t>
-            </w:r>
-            <w:proofErr w:type="spellStart"/>
-            <w:r>
-              <w:rPr>
-                <w:rFonts w:eastAsia="Times New Roman"/>
-                <w:sz w:val="18"/>
-                <w:szCs w:val="18"/>
-                <w:lang w:val="en-ID"/>
-              </w:rPr>
-              <w:t>PaymentDue</w:t>
-            </w:r>
-            <w:proofErr w:type="spellEnd"/>
-            <w:r>
-              <w:rPr>
-                <w:rFonts w:eastAsia="Times New Roman"/>
-                <w:sz w:val="18"/>
-                <w:szCs w:val="18"/>
-                <w:lang w:val="en-ID"/>
-              </w:rPr>
-              <w:t>}</w:t>
+              <w:t>{PaymentDue}</w:t>
             </w:r>
           </w:p>
         </w:tc>
@@ -3021,27 +2535,7 @@
                 <w:szCs w:val="18"/>
                 <w:lang w:val="en-ID"/>
               </w:rPr>
-              <w:t>{Balance}{/</w:t>
-            </w:r>
-            <w:proofErr w:type="spellStart"/>
-            <w:r>
-              <w:rPr>
-                <w:rFonts w:eastAsia="Times New Roman"/>
-                <w:sz w:val="18"/>
-                <w:szCs w:val="18"/>
-                <w:lang w:val="en-ID"/>
-              </w:rPr>
-              <w:t>AmortizationSchedule</w:t>
-            </w:r>
-            <w:proofErr w:type="spellEnd"/>
-            <w:r>
-              <w:rPr>
-                <w:rFonts w:eastAsia="Times New Roman"/>
-                <w:sz w:val="18"/>
-                <w:szCs w:val="18"/>
-                <w:lang w:val="en-ID"/>
-              </w:rPr>
-              <w:t>}</w:t>
+              <w:t>{Balance}{/AmortizationSchedule}</w:t>
             </w:r>
           </w:p>
         </w:tc>
@@ -3148,23 +2642,7 @@
                 <w:sz w:val="18"/>
                 <w:szCs w:val="18"/>
               </w:rPr>
-              <w:t>{</w:t>
-            </w:r>
-            <w:proofErr w:type="spellStart"/>
-            <w:r>
-              <w:rPr>
-                <w:sz w:val="18"/>
-                <w:szCs w:val="18"/>
-              </w:rPr>
-              <w:t>TotalPrincipal</w:t>
-            </w:r>
-            <w:proofErr w:type="spellEnd"/>
-            <w:r>
-              <w:rPr>
-                <w:sz w:val="18"/>
-                <w:szCs w:val="18"/>
-              </w:rPr>
-              <w:t>}</w:t>
+              <w:t>{TotalPrincipal}</w:t>
             </w:r>
           </w:p>
         </w:tc>
@@ -3187,23 +2665,7 @@
                 <w:sz w:val="18"/>
                 <w:szCs w:val="18"/>
               </w:rPr>
-              <w:t>{</w:t>
-            </w:r>
-            <w:proofErr w:type="spellStart"/>
-            <w:r>
-              <w:rPr>
-                <w:sz w:val="18"/>
-                <w:szCs w:val="18"/>
-              </w:rPr>
-              <w:t>TotalInterest</w:t>
-            </w:r>
-            <w:proofErr w:type="spellEnd"/>
-            <w:r>
-              <w:rPr>
-                <w:sz w:val="18"/>
-                <w:szCs w:val="18"/>
-              </w:rPr>
-              <w:t>}</w:t>
+              <w:t>{TotalInterest}</w:t>
             </w:r>
           </w:p>
         </w:tc>
@@ -3226,23 +2688,7 @@
                 <w:sz w:val="18"/>
                 <w:szCs w:val="18"/>
               </w:rPr>
-              <w:t>{</w:t>
-            </w:r>
-            <w:proofErr w:type="spellStart"/>
-            <w:r>
-              <w:rPr>
-                <w:sz w:val="18"/>
-                <w:szCs w:val="18"/>
-              </w:rPr>
-              <w:t>TotalFees</w:t>
-            </w:r>
-            <w:proofErr w:type="spellEnd"/>
-            <w:r>
-              <w:rPr>
-                <w:sz w:val="18"/>
-                <w:szCs w:val="18"/>
-              </w:rPr>
-              <w:t>}</w:t>
+              <w:t>{TotalFees}</w:t>
             </w:r>
           </w:p>
         </w:tc>
@@ -3265,23 +2711,7 @@
                 <w:sz w:val="18"/>
                 <w:szCs w:val="18"/>
               </w:rPr>
-              <w:t>{</w:t>
-            </w:r>
-            <w:proofErr w:type="spellStart"/>
-            <w:r>
-              <w:rPr>
-                <w:sz w:val="18"/>
-                <w:szCs w:val="18"/>
-              </w:rPr>
-              <w:t>TotalPaymentDue</w:t>
-            </w:r>
-            <w:proofErr w:type="spellEnd"/>
-            <w:r>
-              <w:rPr>
-                <w:sz w:val="18"/>
-                <w:szCs w:val="18"/>
-              </w:rPr>
-              <w:t>}</w:t>
+              <w:t>{TotalPaymentDue}</w:t>
             </w:r>
           </w:p>
         </w:tc>
@@ -3471,24 +2901,7 @@
           <w:sz w:val="18"/>
           <w:szCs w:val="18"/>
         </w:rPr>
-        <w:t xml:space="preserve"> {</w:t>
-      </w:r>
-      <w:proofErr w:type="spellStart"/>
-      <w:proofErr w:type="gramStart"/>
-      <w:r>
-        <w:rPr>
-          <w:sz w:val="18"/>
-          <w:szCs w:val="18"/>
-        </w:rPr>
-        <w:t>InterestRate</w:t>
-      </w:r>
-      <w:proofErr w:type="spellEnd"/>
-      <w:r>
-        <w:rPr>
-          <w:sz w:val="18"/>
-          <w:szCs w:val="18"/>
-        </w:rPr>
-        <w:t>}</w:t>
+        <w:t xml:space="preserve"> {InterestRate}</w:t>
       </w:r>
       <w:r>
         <w:rPr>
@@ -3502,15 +2915,7 @@
           <w:sz w:val="18"/>
           <w:szCs w:val="18"/>
         </w:rPr>
-        <w:t xml:space="preserve"> is</w:t>
-      </w:r>
-      <w:proofErr w:type="gramEnd"/>
-      <w:r>
-        <w:rPr>
-          <w:sz w:val="18"/>
-          <w:szCs w:val="18"/>
-        </w:rPr>
-        <w:t xml:space="preserve"> equivalent to the Add-on rate</w:t>
+        <w:t xml:space="preserve"> is equivalent to the Add-on rate</w:t>
       </w:r>
       <w:r>
         <w:rPr>
@@ -3531,23 +2936,7 @@
           <w:sz w:val="18"/>
           <w:szCs w:val="18"/>
         </w:rPr>
-        <w:t>{</w:t>
-      </w:r>
-      <w:proofErr w:type="spellStart"/>
-      <w:r>
-        <w:rPr>
-          <w:sz w:val="18"/>
-          <w:szCs w:val="18"/>
-        </w:rPr>
-        <w:t>AddOnRate</w:t>
-      </w:r>
-      <w:proofErr w:type="spellEnd"/>
-      <w:r>
-        <w:rPr>
-          <w:sz w:val="18"/>
-          <w:szCs w:val="18"/>
-        </w:rPr>
-        <w:t>}</w:t>
+        <w:t>{AddOnRate}</w:t>
       </w:r>
       <w:r>
         <w:rPr>
@@ -3569,7 +2958,7 @@
 </file>
 
 <file path=word/endnotes.xml><?xml version="1.0" encoding="utf-8"?>
-<w:endnotes xmlns:wpc="http://schemas.microsoft.com/office/word/2010/wordprocessingCanvas" xmlns:cx="http://schemas.microsoft.com/office/drawing/2014/chartex" xmlns:cx1="http://schemas.microsoft.com/office/drawing/2015/9/8/chartex" xmlns:cx2="http://schemas.microsoft.com/office/drawing/2015/10/21/chartex" xmlns:cx3="http://schemas.microsoft.com/office/drawing/2016/5/9/chartex" xmlns:cx4="http://schemas.microsoft.com/office/drawing/2016/5/10/chartex" xmlns:cx5="http://schemas.microsoft.com/office/drawing/2016/5/11/chartex" xmlns:cx6="http://schemas.microsoft.com/office/drawing/2016/5/12/chartex" xmlns:cx7="http://schemas.microsoft.com/office/drawing/2016/5/13/chartex" xmlns:cx8="http://schemas.microsoft.com/office/drawing/2016/5/14/chartex" xmlns:mc="http://schemas.openxmlformats.org/markup-compatibility/2006" xmlns:aink="http://schemas.microsoft.com/office/drawing/2016/ink" xmlns:am3d="http://schemas.microsoft.com/office/drawing/2017/model3d" xmlns:o="urn:schemas-microsoft-com:office:office" xmlns:oel="http://schemas.microsoft.com/office/2019/extlst" xmlns:r="http://schemas.openxmlformats.org/officeDocument/2006/relationships" xmlns:m="http://schemas.openxmlformats.org/officeDocument/2006/math" xmlns:v="urn:schemas-microsoft-com:vml" xmlns:wp14="http://schemas.microsoft.com/office/word/2010/wordprocessingDrawing" xmlns:wp="http://schemas.openxmlformats.org/drawingml/2006/wordprocessingDrawing" xmlns:w10="urn:schemas-microsoft-com:office:word" xmlns:w="http://schemas.openxmlformats.org/wordprocessingml/2006/main" xmlns:w14="http://schemas.microsoft.com/office/word/2010/wordml" xmlns:w15="http://schemas.microsoft.com/office/word/2012/wordml" xmlns:w16cex="http://schemas.microsoft.com/office/word/2018/wordml/cex" xmlns:w16cid="http://schemas.microsoft.com/office/word/2016/wordml/cid" xmlns:w16="http://schemas.microsoft.com/office/word/2018/wordml" xmlns:w16du="http://schemas.microsoft.com/office/word/2023/wordml/word16du" xmlns:w16sdtdh="http://schemas.microsoft.com/office/word/2020/wordml/sdtdatahash" xmlns:w16sdtfl="http://schemas.microsoft.com/office/word/2024/wordml/sdtformatlock" xmlns:w16se="http://schemas.microsoft.com/office/word/2015/wordml/symex" xmlns:wpg="http://schemas.microsoft.com/office/word/2010/wordprocessingGroup" xmlns:wpi="http://schemas.microsoft.com/office/word/2010/wordprocessingInk" xmlns:wne="http://schemas.microsoft.com/office/word/2006/wordml" xmlns:wps="http://schemas.microsoft.com/office/word/2010/wordprocessingShape" mc:Ignorable="w14 w15 w16se w16cid w16 w16cex w16sdtdh w16sdtfl w16du wp14">
+<w:endnotes xmlns:wpc="http://schemas.microsoft.com/office/word/2010/wordprocessingCanvas" xmlns:cx="http://schemas.microsoft.com/office/drawing/2014/chartex" xmlns:cx1="http://schemas.microsoft.com/office/drawing/2015/9/8/chartex" xmlns:cx2="http://schemas.microsoft.com/office/drawing/2015/10/21/chartex" xmlns:cx3="http://schemas.microsoft.com/office/drawing/2016/5/9/chartex" xmlns:cx4="http://schemas.microsoft.com/office/drawing/2016/5/10/chartex" xmlns:cx5="http://schemas.microsoft.com/office/drawing/2016/5/11/chartex" xmlns:cx6="http://schemas.microsoft.com/office/drawing/2016/5/12/chartex" xmlns:cx7="http://schemas.microsoft.com/office/drawing/2016/5/13/chartex" xmlns:cx8="http://schemas.microsoft.com/office/drawing/2016/5/14/chartex" xmlns:mc="http://schemas.openxmlformats.org/markup-compatibility/2006" xmlns:aink="http://schemas.microsoft.com/office/drawing/2016/ink" xmlns:am3d="http://schemas.microsoft.com/office/drawing/2017/model3d" xmlns:o="urn:schemas-microsoft-com:office:office" xmlns:oel="http://schemas.microsoft.com/office/2019/extlst" xmlns:r="http://schemas.openxmlformats.org/officeDocument/2006/relationships" xmlns:m="http://schemas.openxmlformats.org/officeDocument/2006/math" xmlns:v="urn:schemas-microsoft-com:vml" xmlns:wp14="http://schemas.microsoft.com/office/word/2010/wordprocessingDrawing" xmlns:wp="http://schemas.openxmlformats.org/drawingml/2006/wordprocessingDrawing" xmlns:w10="urn:schemas-microsoft-com:office:word" xmlns:w="http://schemas.openxmlformats.org/wordprocessingml/2006/main" xmlns:w14="http://schemas.microsoft.com/office/word/2010/wordml" xmlns:w15="http://schemas.microsoft.com/office/word/2012/wordml" xmlns:w16cei="http://schemas.microsoft.com/office/word/2026/wordml/cei" xmlns:w16cex="http://schemas.microsoft.com/office/word/2018/wordml/cex" xmlns:w16cid="http://schemas.microsoft.com/office/word/2016/wordml/cid" xmlns:w16="http://schemas.microsoft.com/office/word/2018/wordml" xmlns:w16du="http://schemas.microsoft.com/office/word/2023/wordml/word16du" xmlns:w16sdtdh="http://schemas.microsoft.com/office/word/2020/wordml/sdtdatahash" xmlns:w16sdtfl="http://schemas.microsoft.com/office/word/2024/wordml/sdtformatlock" xmlns:w16se="http://schemas.microsoft.com/office/word/2015/wordml/symex" xmlns:wpg="http://schemas.microsoft.com/office/word/2010/wordprocessingGroup" xmlns:wpi="http://schemas.microsoft.com/office/word/2010/wordprocessingInk" xmlns:wne="http://schemas.microsoft.com/office/word/2006/wordml" xmlns:wps="http://schemas.microsoft.com/office/word/2010/wordprocessingShape" mc:Ignorable="w14 w15 w16se w16cid w16 w16cex w16sdtdh w16sdtfl w16du wp14">
   <w:endnote w:type="separator" w:id="-1">
     <w:p>
       <w:pPr>
@@ -3594,7 +2983,7 @@
 </file>
 
 <file path=word/footnotes.xml><?xml version="1.0" encoding="utf-8"?>
-<w:footnotes xmlns:wpc="http://schemas.microsoft.com/office/word/2010/wordprocessingCanvas" xmlns:cx="http://schemas.microsoft.com/office/drawing/2014/chartex" xmlns:cx1="http://schemas.microsoft.com/office/drawing/2015/9/8/chartex" xmlns:cx2="http://schemas.microsoft.com/office/drawing/2015/10/21/chartex" xmlns:cx3="http://schemas.microsoft.com/office/drawing/2016/5/9/chartex" xmlns:cx4="http://schemas.microsoft.com/office/drawing/2016/5/10/chartex" xmlns:cx5="http://schemas.microsoft.com/office/drawing/2016/5/11/chartex" xmlns:cx6="http://schemas.microsoft.com/office/drawing/2016/5/12/chartex" xmlns:cx7="http://schemas.microsoft.com/office/drawing/2016/5/13/chartex" xmlns:cx8="http://schemas.microsoft.com/office/drawing/2016/5/14/chartex" xmlns:mc="http://schemas.openxmlformats.org/markup-compatibility/2006" xmlns:aink="http://schemas.microsoft.com/office/drawing/2016/ink" xmlns:am3d="http://schemas.microsoft.com/office/drawing/2017/model3d" xmlns:o="urn:schemas-microsoft-com:office:office" xmlns:oel="http://schemas.microsoft.com/office/2019/extlst" xmlns:r="http://schemas.openxmlformats.org/officeDocument/2006/relationships" xmlns:m="http://schemas.openxmlformats.org/officeDocument/2006/math" xmlns:v="urn:schemas-microsoft-com:vml" xmlns:wp14="http://schemas.microsoft.com/office/word/2010/wordprocessingDrawing" xmlns:wp="http://schemas.openxmlformats.org/drawingml/2006/wordprocessingDrawing" xmlns:w10="urn:schemas-microsoft-com:office:word" xmlns:w="http://schemas.openxmlformats.org/wordprocessingml/2006/main" xmlns:w14="http://schemas.microsoft.com/office/word/2010/wordml" xmlns:w15="http://schemas.microsoft.com/office/word/2012/wordml" xmlns:w16cex="http://schemas.microsoft.com/office/word/2018/wordml/cex" xmlns:w16cid="http://schemas.microsoft.com/office/word/2016/wordml/cid" xmlns:w16="http://schemas.microsoft.com/office/word/2018/wordml" xmlns:w16du="http://schemas.microsoft.com/office/word/2023/wordml/word16du" xmlns:w16sdtdh="http://schemas.microsoft.com/office/word/2020/wordml/sdtdatahash" xmlns:w16sdtfl="http://schemas.microsoft.com/office/word/2024/wordml/sdtformatlock" xmlns:w16se="http://schemas.microsoft.com/office/word/2015/wordml/symex" xmlns:wpg="http://schemas.microsoft.com/office/word/2010/wordprocessingGroup" xmlns:wpi="http://schemas.microsoft.com/office/word/2010/wordprocessingInk" xmlns:wne="http://schemas.microsoft.com/office/word/2006/wordml" xmlns:wps="http://schemas.microsoft.com/office/word/2010/wordprocessingShape" mc:Ignorable="w14 w15 w16se w16cid w16 w16cex w16sdtdh w16sdtfl w16du wp14">
+<w:footnotes xmlns:wpc="http://schemas.microsoft.com/office/word/2010/wordprocessingCanvas" xmlns:cx="http://schemas.microsoft.com/office/drawing/2014/chartex" xmlns:cx1="http://schemas.microsoft.com/office/drawing/2015/9/8/chartex" xmlns:cx2="http://schemas.microsoft.com/office/drawing/2015/10/21/chartex" xmlns:cx3="http://schemas.microsoft.com/office/drawing/2016/5/9/chartex" xmlns:cx4="http://schemas.microsoft.com/office/drawing/2016/5/10/chartex" xmlns:cx5="http://schemas.microsoft.com/office/drawing/2016/5/11/chartex" xmlns:cx6="http://schemas.microsoft.com/office/drawing/2016/5/12/chartex" xmlns:cx7="http://schemas.microsoft.com/office/drawing/2016/5/13/chartex" xmlns:cx8="http://schemas.microsoft.com/office/drawing/2016/5/14/chartex" xmlns:mc="http://schemas.openxmlformats.org/markup-compatibility/2006" xmlns:aink="http://schemas.microsoft.com/office/drawing/2016/ink" xmlns:am3d="http://schemas.microsoft.com/office/drawing/2017/model3d" xmlns:o="urn:schemas-microsoft-com:office:office" xmlns:oel="http://schemas.microsoft.com/office/2019/extlst" xmlns:r="http://schemas.openxmlformats.org/officeDocument/2006/relationships" xmlns:m="http://schemas.openxmlformats.org/officeDocument/2006/math" xmlns:v="urn:schemas-microsoft-com:vml" xmlns:wp14="http://schemas.microsoft.com/office/word/2010/wordprocessingDrawing" xmlns:wp="http://schemas.openxmlformats.org/drawingml/2006/wordprocessingDrawing" xmlns:w10="urn:schemas-microsoft-com:office:word" xmlns:w="http://schemas.openxmlformats.org/wordprocessingml/2006/main" xmlns:w14="http://schemas.microsoft.com/office/word/2010/wordml" xmlns:w15="http://schemas.microsoft.com/office/word/2012/wordml" xmlns:w16cei="http://schemas.microsoft.com/office/word/2026/wordml/cei" xmlns:w16cex="http://schemas.microsoft.com/office/word/2018/wordml/cex" xmlns:w16cid="http://schemas.microsoft.com/office/word/2016/wordml/cid" xmlns:w16="http://schemas.microsoft.com/office/word/2018/wordml" xmlns:w16du="http://schemas.microsoft.com/office/word/2023/wordml/word16du" xmlns:w16sdtdh="http://schemas.microsoft.com/office/word/2020/wordml/sdtdatahash" xmlns:w16sdtfl="http://schemas.microsoft.com/office/word/2024/wordml/sdtformatlock" xmlns:w16se="http://schemas.microsoft.com/office/word/2015/wordml/symex" xmlns:wpg="http://schemas.microsoft.com/office/word/2010/wordprocessingGroup" xmlns:wpi="http://schemas.microsoft.com/office/word/2010/wordprocessingInk" xmlns:wne="http://schemas.microsoft.com/office/word/2006/wordml" xmlns:wps="http://schemas.microsoft.com/office/word/2010/wordprocessingShape" mc:Ignorable="w14 w15 w16se w16cid w16 w16cex w16sdtdh w16sdtfl w16du wp14">
   <w:footnote w:type="separator" w:id="-1">
     <w:p>
       <w:pPr>
@@ -3619,7 +3008,7 @@
 </file>
 
 <file path=word/header1.xml><?xml version="1.0" encoding="utf-8"?>
-<w:hdr xmlns:wpc="http://schemas.microsoft.com/office/word/2010/wordprocessingCanvas" xmlns:cx="http://schemas.microsoft.com/office/drawing/2014/chartex" xmlns:cx1="http://schemas.microsoft.com/office/drawing/2015/9/8/chartex" xmlns:cx2="http://schemas.microsoft.com/office/drawing/2015/10/21/chartex" xmlns:cx3="http://schemas.microsoft.com/office/drawing/2016/5/9/chartex" xmlns:cx4="http://schemas.microsoft.com/office/drawing/2016/5/10/chartex" xmlns:cx5="http://schemas.microsoft.com/office/drawing/2016/5/11/chartex" xmlns:cx6="http://schemas.microsoft.com/office/drawing/2016/5/12/chartex" xmlns:cx7="http://schemas.microsoft.com/office/drawing/2016/5/13/chartex" xmlns:cx8="http://schemas.microsoft.com/office/drawing/2016/5/14/chartex" xmlns:mc="http://schemas.openxmlformats.org/markup-compatibility/2006" xmlns:aink="http://schemas.microsoft.com/office/drawing/2016/ink" xmlns:am3d="http://schemas.microsoft.com/office/drawing/2017/model3d" xmlns:o="urn:schemas-microsoft-com:office:office" xmlns:oel="http://schemas.microsoft.com/office/2019/extlst" xmlns:r="http://schemas.openxmlformats.org/officeDocument/2006/relationships" xmlns:m="http://schemas.openxmlformats.org/officeDocument/2006/math" xmlns:v="urn:schemas-microsoft-com:vml" xmlns:wp14="http://schemas.microsoft.com/office/word/2010/wordprocessingDrawing" xmlns:wp="http://schemas.openxmlformats.org/drawingml/2006/wordprocessingDrawing" xmlns:w10="urn:schemas-microsoft-com:office:word" xmlns:w="http://schemas.openxmlformats.org/wordprocessingml/2006/main" xmlns:w14="http://schemas.microsoft.com/office/word/2010/wordml" xmlns:w15="http://schemas.microsoft.com/office/word/2012/wordml" xmlns:w16cex="http://schemas.microsoft.com/office/word/2018/wordml/cex" xmlns:w16cid="http://schemas.microsoft.com/office/word/2016/wordml/cid" xmlns:w16="http://schemas.microsoft.com/office/word/2018/wordml" xmlns:w16du="http://schemas.microsoft.com/office/word/2023/wordml/word16du" xmlns:w16sdtdh="http://schemas.microsoft.com/office/word/2020/wordml/sdtdatahash" xmlns:w16sdtfl="http://schemas.microsoft.com/office/word/2024/wordml/sdtformatlock" xmlns:w16se="http://schemas.microsoft.com/office/word/2015/wordml/symex" xmlns:wpg="http://schemas.microsoft.com/office/word/2010/wordprocessingGroup" xmlns:wpi="http://schemas.microsoft.com/office/word/2010/wordprocessingInk" xmlns:wne="http://schemas.microsoft.com/office/word/2006/wordml" xmlns:wps="http://schemas.microsoft.com/office/word/2010/wordprocessingShape" mc:Ignorable="w14 w15 w16se w16cid w16 w16cex w16sdtdh w16sdtfl w16du wp14">
+<w:hdr xmlns:wpc="http://schemas.microsoft.com/office/word/2010/wordprocessingCanvas" xmlns:cx="http://schemas.microsoft.com/office/drawing/2014/chartex" xmlns:cx1="http://schemas.microsoft.com/office/drawing/2015/9/8/chartex" xmlns:cx2="http://schemas.microsoft.com/office/drawing/2015/10/21/chartex" xmlns:cx3="http://schemas.microsoft.com/office/drawing/2016/5/9/chartex" xmlns:cx4="http://schemas.microsoft.com/office/drawing/2016/5/10/chartex" xmlns:cx5="http://schemas.microsoft.com/office/drawing/2016/5/11/chartex" xmlns:cx6="http://schemas.microsoft.com/office/drawing/2016/5/12/chartex" xmlns:cx7="http://schemas.microsoft.com/office/drawing/2016/5/13/chartex" xmlns:cx8="http://schemas.microsoft.com/office/drawing/2016/5/14/chartex" xmlns:mc="http://schemas.openxmlformats.org/markup-compatibility/2006" xmlns:aink="http://schemas.microsoft.com/office/drawing/2016/ink" xmlns:am3d="http://schemas.microsoft.com/office/drawing/2017/model3d" xmlns:o="urn:schemas-microsoft-com:office:office" xmlns:oel="http://schemas.microsoft.com/office/2019/extlst" xmlns:r="http://schemas.openxmlformats.org/officeDocument/2006/relationships" xmlns:m="http://schemas.openxmlformats.org/officeDocument/2006/math" xmlns:v="urn:schemas-microsoft-com:vml" xmlns:wp14="http://schemas.microsoft.com/office/word/2010/wordprocessingDrawing" xmlns:wp="http://schemas.openxmlformats.org/drawingml/2006/wordprocessingDrawing" xmlns:w10="urn:schemas-microsoft-com:office:word" xmlns:w="http://schemas.openxmlformats.org/wordprocessingml/2006/main" xmlns:w14="http://schemas.microsoft.com/office/word/2010/wordml" xmlns:w15="http://schemas.microsoft.com/office/word/2012/wordml" xmlns:w16cei="http://schemas.microsoft.com/office/word/2026/wordml/cei" xmlns:w16cex="http://schemas.microsoft.com/office/word/2018/wordml/cex" xmlns:w16cid="http://schemas.microsoft.com/office/word/2016/wordml/cid" xmlns:w16="http://schemas.microsoft.com/office/word/2018/wordml" xmlns:w16du="http://schemas.microsoft.com/office/word/2023/wordml/word16du" xmlns:w16sdtdh="http://schemas.microsoft.com/office/word/2020/wordml/sdtdatahash" xmlns:w16sdtfl="http://schemas.microsoft.com/office/word/2024/wordml/sdtformatlock" xmlns:w16se="http://schemas.microsoft.com/office/word/2015/wordml/symex" xmlns:wpg="http://schemas.microsoft.com/office/word/2010/wordprocessingGroup" xmlns:wpi="http://schemas.microsoft.com/office/word/2010/wordprocessingInk" xmlns:wne="http://schemas.microsoft.com/office/word/2006/wordml" xmlns:wps="http://schemas.microsoft.com/office/word/2010/wordprocessingShape" mc:Ignorable="w14 w15 w16se w16cid w16 w16cex w16sdtdh w16sdtfl w16du wp14">
   <w:p/>
 </w:hdr>
 </file>

--- a/app/backend/templates/DISCLOSURE_STATEMENT.docx
+++ b/app/backend/templates/DISCLOSURE_STATEMENT.docx
@@ -244,8 +244,9 @@
                 <w:sz w:val="18"/>
                 <w:szCs w:val="18"/>
               </w:rPr>
-              <w:t>{BorrowerName}</w:t>
-            </w:r>
+              <w:t>{</w:t>
+            </w:r>
+            <w:proofErr w:type="spellStart"/>
             <w:r>
               <w:rPr>
                 <w:b/>
@@ -253,8 +254,9 @@
                 <w:sz w:val="18"/>
                 <w:szCs w:val="18"/>
               </w:rPr>
-              <w:br/>
-            </w:r>
+              <w:t>BorrowerName</w:t>
+            </w:r>
+            <w:proofErr w:type="spellEnd"/>
             <w:r>
               <w:rPr>
                 <w:b/>
@@ -262,7 +264,45 @@
                 <w:sz w:val="18"/>
                 <w:szCs w:val="18"/>
               </w:rPr>
-              <w:t>{LoanAccountId}</w:t>
+              <w:t>}</w:t>
+            </w:r>
+            <w:r>
+              <w:rPr>
+                <w:b/>
+                <w:bCs/>
+                <w:sz w:val="18"/>
+                <w:szCs w:val="18"/>
+              </w:rPr>
+              <w:br/>
+            </w:r>
+            <w:r>
+              <w:rPr>
+                <w:b/>
+                <w:bCs/>
+                <w:sz w:val="18"/>
+                <w:szCs w:val="18"/>
+              </w:rPr>
+              <w:t>{</w:t>
+            </w:r>
+            <w:proofErr w:type="spellStart"/>
+            <w:r>
+              <w:rPr>
+                <w:b/>
+                <w:bCs/>
+                <w:sz w:val="18"/>
+                <w:szCs w:val="18"/>
+              </w:rPr>
+              <w:t>LoanAccountId</w:t>
+            </w:r>
+            <w:proofErr w:type="spellEnd"/>
+            <w:r>
+              <w:rPr>
+                <w:b/>
+                <w:bCs/>
+                <w:sz w:val="18"/>
+                <w:szCs w:val="18"/>
+              </w:rPr>
+              <w:t>}</w:t>
             </w:r>
             <w:r>
               <w:rPr>
@@ -393,7 +433,27 @@
                       <w:sz w:val="18"/>
                       <w:szCs w:val="18"/>
                     </w:rPr>
-                    <w:t>{PrincipalAmount}</w:t>
+                    <w:t>{</w:t>
+                  </w:r>
+                  <w:proofErr w:type="spellStart"/>
+                  <w:r>
+                    <w:rPr>
+                      <w:b/>
+                      <w:bCs/>
+                      <w:sz w:val="18"/>
+                      <w:szCs w:val="18"/>
+                    </w:rPr>
+                    <w:t>PrincipalAmount</w:t>
+                  </w:r>
+                  <w:proofErr w:type="spellEnd"/>
+                  <w:r>
+                    <w:rPr>
+                      <w:b/>
+                      <w:bCs/>
+                      <w:sz w:val="18"/>
+                      <w:szCs w:val="18"/>
+                    </w:rPr>
+                    <w:t>}</w:t>
                   </w:r>
                 </w:p>
               </w:tc>
@@ -566,7 +626,39 @@
                       <w:sz w:val="18"/>
                       <w:szCs w:val="18"/>
                     </w:rPr>
-                    <w:t>{ProcessingFee}{/HasProcessingFee}</w:t>
+                    <w:t>{</w:t>
+                  </w:r>
+                  <w:proofErr w:type="spellStart"/>
+                  <w:r>
+                    <w:rPr>
+                      <w:sz w:val="18"/>
+                      <w:szCs w:val="18"/>
+                    </w:rPr>
+                    <w:t>ProcessingFee</w:t>
+                  </w:r>
+                  <w:proofErr w:type="spellEnd"/>
+                  <w:r>
+                    <w:rPr>
+                      <w:sz w:val="18"/>
+                      <w:szCs w:val="18"/>
+                    </w:rPr>
+                    <w:t>}{/</w:t>
+                  </w:r>
+                  <w:proofErr w:type="spellStart"/>
+                  <w:r>
+                    <w:rPr>
+                      <w:sz w:val="18"/>
+                      <w:szCs w:val="18"/>
+                    </w:rPr>
+                    <w:t>HasProcessingFee</w:t>
+                  </w:r>
+                  <w:proofErr w:type="spellEnd"/>
+                  <w:r>
+                    <w:rPr>
+                      <w:sz w:val="18"/>
+                      <w:szCs w:val="18"/>
+                    </w:rPr>
+                    <w:t>}</w:t>
                   </w:r>
                 </w:p>
               </w:tc>
@@ -611,7 +703,39 @@
                       <w:sz w:val="18"/>
                       <w:szCs w:val="18"/>
                     </w:rPr>
-                    <w:t>{AdvanceInterest}{/HasAdvanceInterest}</w:t>
+                    <w:t>{</w:t>
+                  </w:r>
+                  <w:proofErr w:type="spellStart"/>
+                  <w:r>
+                    <w:rPr>
+                      <w:sz w:val="18"/>
+                      <w:szCs w:val="18"/>
+                    </w:rPr>
+                    <w:t>AdvanceInterest</w:t>
+                  </w:r>
+                  <w:proofErr w:type="spellEnd"/>
+                  <w:r>
+                    <w:rPr>
+                      <w:sz w:val="18"/>
+                      <w:szCs w:val="18"/>
+                    </w:rPr>
+                    <w:t>}{/</w:t>
+                  </w:r>
+                  <w:proofErr w:type="spellStart"/>
+                  <w:r>
+                    <w:rPr>
+                      <w:sz w:val="18"/>
+                      <w:szCs w:val="18"/>
+                    </w:rPr>
+                    <w:t>HasAdvanceInterest</w:t>
+                  </w:r>
+                  <w:proofErr w:type="spellEnd"/>
+                  <w:r>
+                    <w:rPr>
+                      <w:sz w:val="18"/>
+                      <w:szCs w:val="18"/>
+                    </w:rPr>
+                    <w:t>}</w:t>
                   </w:r>
                 </w:p>
               </w:tc>
@@ -656,7 +780,39 @@
                       <w:sz w:val="18"/>
                       <w:szCs w:val="18"/>
                     </w:rPr>
-                    <w:t>{AccountManagementFee}{/HasAccountManagementFee}</w:t>
+                    <w:t>{</w:t>
+                  </w:r>
+                  <w:proofErr w:type="spellStart"/>
+                  <w:r>
+                    <w:rPr>
+                      <w:sz w:val="18"/>
+                      <w:szCs w:val="18"/>
+                    </w:rPr>
+                    <w:t>AccountManagementFee</w:t>
+                  </w:r>
+                  <w:proofErr w:type="spellEnd"/>
+                  <w:r>
+                    <w:rPr>
+                      <w:sz w:val="18"/>
+                      <w:szCs w:val="18"/>
+                    </w:rPr>
+                    <w:t>}{/</w:t>
+                  </w:r>
+                  <w:proofErr w:type="spellStart"/>
+                  <w:r>
+                    <w:rPr>
+                      <w:sz w:val="18"/>
+                      <w:szCs w:val="18"/>
+                    </w:rPr>
+                    <w:t>HasAccountManagementFee</w:t>
+                  </w:r>
+                  <w:proofErr w:type="spellEnd"/>
+                  <w:r>
+                    <w:rPr>
+                      <w:sz w:val="18"/>
+                      <w:szCs w:val="18"/>
+                    </w:rPr>
+                    <w:t>}</w:t>
                   </w:r>
                 </w:p>
               </w:tc>
@@ -701,7 +857,39 @@
                       <w:sz w:val="18"/>
                       <w:szCs w:val="18"/>
                     </w:rPr>
-                    <w:t>{MiscellaneousFee}{/HasMiscellaneousFee}</w:t>
+                    <w:t>{</w:t>
+                  </w:r>
+                  <w:proofErr w:type="spellStart"/>
+                  <w:r>
+                    <w:rPr>
+                      <w:sz w:val="18"/>
+                      <w:szCs w:val="18"/>
+                    </w:rPr>
+                    <w:t>MiscellaneousFee</w:t>
+                  </w:r>
+                  <w:proofErr w:type="spellEnd"/>
+                  <w:r>
+                    <w:rPr>
+                      <w:sz w:val="18"/>
+                      <w:szCs w:val="18"/>
+                    </w:rPr>
+                    <w:t>}{/</w:t>
+                  </w:r>
+                  <w:proofErr w:type="spellStart"/>
+                  <w:r>
+                    <w:rPr>
+                      <w:sz w:val="18"/>
+                      <w:szCs w:val="18"/>
+                    </w:rPr>
+                    <w:t>HasMiscellaneousFee</w:t>
+                  </w:r>
+                  <w:proofErr w:type="spellEnd"/>
+                  <w:r>
+                    <w:rPr>
+                      <w:sz w:val="18"/>
+                      <w:szCs w:val="18"/>
+                    </w:rPr>
+                    <w:t>}</w:t>
                   </w:r>
                 </w:p>
               </w:tc>
@@ -746,7 +934,39 @@
                       <w:sz w:val="18"/>
                       <w:szCs w:val="18"/>
                     </w:rPr>
-                    <w:t>{DocStamp}{/HasDocStamp}</w:t>
+                    <w:t>{</w:t>
+                  </w:r>
+                  <w:proofErr w:type="spellStart"/>
+                  <w:r>
+                    <w:rPr>
+                      <w:sz w:val="18"/>
+                      <w:szCs w:val="18"/>
+                    </w:rPr>
+                    <w:t>DocStamp</w:t>
+                  </w:r>
+                  <w:proofErr w:type="spellEnd"/>
+                  <w:r>
+                    <w:rPr>
+                      <w:sz w:val="18"/>
+                      <w:szCs w:val="18"/>
+                    </w:rPr>
+                    <w:t>}{/</w:t>
+                  </w:r>
+                  <w:proofErr w:type="spellStart"/>
+                  <w:r>
+                    <w:rPr>
+                      <w:sz w:val="18"/>
+                      <w:szCs w:val="18"/>
+                    </w:rPr>
+                    <w:t>HasDocStamp</w:t>
+                  </w:r>
+                  <w:proofErr w:type="spellEnd"/>
+                  <w:r>
+                    <w:rPr>
+                      <w:sz w:val="18"/>
+                      <w:szCs w:val="18"/>
+                    </w:rPr>
+                    <w:t>}</w:t>
                   </w:r>
                 </w:p>
               </w:tc>
@@ -791,7 +1011,39 @@
                       <w:sz w:val="18"/>
                       <w:szCs w:val="18"/>
                     </w:rPr>
-                    <w:t>{OutstandingBalance}{/HasOutstandingBalance}</w:t>
+                    <w:t>{</w:t>
+                  </w:r>
+                  <w:proofErr w:type="spellStart"/>
+                  <w:r>
+                    <w:rPr>
+                      <w:sz w:val="18"/>
+                      <w:szCs w:val="18"/>
+                    </w:rPr>
+                    <w:t>OutstandingBalance</w:t>
+                  </w:r>
+                  <w:proofErr w:type="spellEnd"/>
+                  <w:r>
+                    <w:rPr>
+                      <w:sz w:val="18"/>
+                      <w:szCs w:val="18"/>
+                    </w:rPr>
+                    <w:t>}{/</w:t>
+                  </w:r>
+                  <w:proofErr w:type="spellStart"/>
+                  <w:r>
+                    <w:rPr>
+                      <w:sz w:val="18"/>
+                      <w:szCs w:val="18"/>
+                    </w:rPr>
+                    <w:t>HasOutstandingBalance</w:t>
+                  </w:r>
+                  <w:proofErr w:type="spellEnd"/>
+                  <w:r>
+                    <w:rPr>
+                      <w:sz w:val="18"/>
+                      <w:szCs w:val="18"/>
+                    </w:rPr>
+                    <w:t>}</w:t>
                   </w:r>
                 </w:p>
               </w:tc>
@@ -979,7 +1231,27 @@
                       <w:sz w:val="18"/>
                       <w:szCs w:val="18"/>
                     </w:rPr>
-                    <w:t>{NetProceeds}</w:t>
+                    <w:t>{</w:t>
+                  </w:r>
+                  <w:proofErr w:type="spellStart"/>
+                  <w:r>
+                    <w:rPr>
+                      <w:b/>
+                      <w:bCs/>
+                      <w:sz w:val="18"/>
+                      <w:szCs w:val="18"/>
+                    </w:rPr>
+                    <w:t>NetProceeds</w:t>
+                  </w:r>
+                  <w:proofErr w:type="spellEnd"/>
+                  <w:r>
+                    <w:rPr>
+                      <w:b/>
+                      <w:bCs/>
+                      <w:sz w:val="18"/>
+                      <w:szCs w:val="18"/>
+                    </w:rPr>
+                    <w:t>}</w:t>
                   </w:r>
                 </w:p>
               </w:tc>
@@ -1782,7 +2054,23 @@
           <w:sz w:val="18"/>
           <w:szCs w:val="18"/>
         </w:rPr>
-        <w:t xml:space="preserve"> P {NetProceeds} </w:t>
+        <w:t xml:space="preserve"> P {</w:t>
+      </w:r>
+      <w:proofErr w:type="spellStart"/>
+      <w:r>
+        <w:rPr>
+          <w:sz w:val="18"/>
+          <w:szCs w:val="18"/>
+        </w:rPr>
+        <w:t>NetProceeds</w:t>
+      </w:r>
+      <w:proofErr w:type="spellEnd"/>
+      <w:r>
+        <w:rPr>
+          <w:sz w:val="18"/>
+          <w:szCs w:val="18"/>
+        </w:rPr>
+        <w:t xml:space="preserve">} </w:t>
       </w:r>
       <w:r>
         <w:rPr>
@@ -1875,7 +2163,23 @@
                 <w:sz w:val="18"/>
                 <w:szCs w:val="18"/>
               </w:rPr>
-              <w:t>{BorrowerName}</w:t>
+              <w:t>{</w:t>
+            </w:r>
+            <w:proofErr w:type="spellStart"/>
+            <w:r>
+              <w:rPr>
+                <w:sz w:val="18"/>
+                <w:szCs w:val="18"/>
+              </w:rPr>
+              <w:t>BorrowerName</w:t>
+            </w:r>
+            <w:proofErr w:type="spellEnd"/>
+            <w:r>
+              <w:rPr>
+                <w:sz w:val="18"/>
+                <w:szCs w:val="18"/>
+              </w:rPr>
+              <w:t>}</w:t>
             </w:r>
           </w:p>
         </w:tc>
@@ -1909,7 +2213,23 @@
                 <w:sz w:val="18"/>
                 <w:szCs w:val="18"/>
               </w:rPr>
-              <w:t>{CoBorrowerName}</w:t>
+              <w:t>{</w:t>
+            </w:r>
+            <w:proofErr w:type="spellStart"/>
+            <w:r>
+              <w:rPr>
+                <w:sz w:val="18"/>
+                <w:szCs w:val="18"/>
+              </w:rPr>
+              <w:t>CoBorrowerName</w:t>
+            </w:r>
+            <w:proofErr w:type="spellEnd"/>
+            <w:r>
+              <w:rPr>
+                <w:sz w:val="18"/>
+                <w:szCs w:val="18"/>
+              </w:rPr>
+              <w:t>}</w:t>
             </w:r>
           </w:p>
         </w:tc>
@@ -1927,13 +2247,6 @@
                 <w:szCs w:val="18"/>
               </w:rPr>
             </w:pPr>
-            <w:r>
-              <w:rPr>
-                <w:sz w:val="18"/>
-                <w:szCs w:val="18"/>
-              </w:rPr>
-              <w:t>Borrower’s Signature over printed name</w:t>
-            </w:r>
           </w:p>
         </w:tc>
         <w:tc>
@@ -1948,13 +2261,6 @@
                 <w:szCs w:val="18"/>
               </w:rPr>
             </w:pPr>
-            <w:r>
-              <w:rPr>
-                <w:sz w:val="18"/>
-                <w:szCs w:val="18"/>
-              </w:rPr>
-              <w:t>Co-Borrower’s Signature over printed name</w:t>
-            </w:r>
           </w:p>
         </w:tc>
       </w:tr>
@@ -1971,13 +2277,6 @@
                 <w:szCs w:val="18"/>
               </w:rPr>
             </w:pPr>
-            <w:r>
-              <w:rPr>
-                <w:sz w:val="18"/>
-                <w:szCs w:val="18"/>
-              </w:rPr>
-              <w:t>Date:</w:t>
-            </w:r>
           </w:p>
         </w:tc>
         <w:tc>
@@ -1992,13 +2291,6 @@
                 <w:szCs w:val="18"/>
               </w:rPr>
             </w:pPr>
-            <w:r>
-              <w:rPr>
-                <w:sz w:val="18"/>
-                <w:szCs w:val="18"/>
-              </w:rPr>
-              <w:t>Date:</w:t>
-            </w:r>
           </w:p>
         </w:tc>
       </w:tr>
@@ -2507,7 +2799,27 @@
                 <w:szCs w:val="18"/>
                 <w:lang w:val="en-ID"/>
               </w:rPr>
-              <w:t>{PaymentDue}</w:t>
+              <w:t>{</w:t>
+            </w:r>
+            <w:proofErr w:type="spellStart"/>
+            <w:r>
+              <w:rPr>
+                <w:rFonts w:eastAsia="Times New Roman"/>
+                <w:sz w:val="18"/>
+                <w:szCs w:val="18"/>
+                <w:lang w:val="en-ID"/>
+              </w:rPr>
+              <w:t>PaymentDue</w:t>
+            </w:r>
+            <w:proofErr w:type="spellEnd"/>
+            <w:r>
+              <w:rPr>
+                <w:rFonts w:eastAsia="Times New Roman"/>
+                <w:sz w:val="18"/>
+                <w:szCs w:val="18"/>
+                <w:lang w:val="en-ID"/>
+              </w:rPr>
+              <w:t>}</w:t>
             </w:r>
           </w:p>
         </w:tc>
@@ -2535,7 +2847,27 @@
                 <w:szCs w:val="18"/>
                 <w:lang w:val="en-ID"/>
               </w:rPr>
-              <w:t>{Balance}{/AmortizationSchedule}</w:t>
+              <w:t>{Balance}{/</w:t>
+            </w:r>
+            <w:proofErr w:type="spellStart"/>
+            <w:r>
+              <w:rPr>
+                <w:rFonts w:eastAsia="Times New Roman"/>
+                <w:sz w:val="18"/>
+                <w:szCs w:val="18"/>
+                <w:lang w:val="en-ID"/>
+              </w:rPr>
+              <w:t>AmortizationSchedule</w:t>
+            </w:r>
+            <w:proofErr w:type="spellEnd"/>
+            <w:r>
+              <w:rPr>
+                <w:rFonts w:eastAsia="Times New Roman"/>
+                <w:sz w:val="18"/>
+                <w:szCs w:val="18"/>
+                <w:lang w:val="en-ID"/>
+              </w:rPr>
+              <w:t>}</w:t>
             </w:r>
           </w:p>
         </w:tc>
@@ -2642,7 +2974,23 @@
                 <w:sz w:val="18"/>
                 <w:szCs w:val="18"/>
               </w:rPr>
-              <w:t>{TotalPrincipal}</w:t>
+              <w:t>{</w:t>
+            </w:r>
+            <w:proofErr w:type="spellStart"/>
+            <w:r>
+              <w:rPr>
+                <w:sz w:val="18"/>
+                <w:szCs w:val="18"/>
+              </w:rPr>
+              <w:t>TotalPrincipal</w:t>
+            </w:r>
+            <w:proofErr w:type="spellEnd"/>
+            <w:r>
+              <w:rPr>
+                <w:sz w:val="18"/>
+                <w:szCs w:val="18"/>
+              </w:rPr>
+              <w:t>}</w:t>
             </w:r>
           </w:p>
         </w:tc>
@@ -2665,7 +3013,23 @@
                 <w:sz w:val="18"/>
                 <w:szCs w:val="18"/>
               </w:rPr>
-              <w:t>{TotalInterest}</w:t>
+              <w:t>{</w:t>
+            </w:r>
+            <w:proofErr w:type="spellStart"/>
+            <w:r>
+              <w:rPr>
+                <w:sz w:val="18"/>
+                <w:szCs w:val="18"/>
+              </w:rPr>
+              <w:t>TotalInterest</w:t>
+            </w:r>
+            <w:proofErr w:type="spellEnd"/>
+            <w:r>
+              <w:rPr>
+                <w:sz w:val="18"/>
+                <w:szCs w:val="18"/>
+              </w:rPr>
+              <w:t>}</w:t>
             </w:r>
           </w:p>
         </w:tc>
@@ -2688,7 +3052,23 @@
                 <w:sz w:val="18"/>
                 <w:szCs w:val="18"/>
               </w:rPr>
-              <w:t>{TotalFees}</w:t>
+              <w:t>{</w:t>
+            </w:r>
+            <w:proofErr w:type="spellStart"/>
+            <w:r>
+              <w:rPr>
+                <w:sz w:val="18"/>
+                <w:szCs w:val="18"/>
+              </w:rPr>
+              <w:t>TotalFees</w:t>
+            </w:r>
+            <w:proofErr w:type="spellEnd"/>
+            <w:r>
+              <w:rPr>
+                <w:sz w:val="18"/>
+                <w:szCs w:val="18"/>
+              </w:rPr>
+              <w:t>}</w:t>
             </w:r>
           </w:p>
         </w:tc>
@@ -2711,7 +3091,23 @@
                 <w:sz w:val="18"/>
                 <w:szCs w:val="18"/>
               </w:rPr>
-              <w:t>{TotalPaymentDue}</w:t>
+              <w:t>{</w:t>
+            </w:r>
+            <w:proofErr w:type="spellStart"/>
+            <w:r>
+              <w:rPr>
+                <w:sz w:val="18"/>
+                <w:szCs w:val="18"/>
+              </w:rPr>
+              <w:t>TotalPaymentDue</w:t>
+            </w:r>
+            <w:proofErr w:type="spellEnd"/>
+            <w:r>
+              <w:rPr>
+                <w:sz w:val="18"/>
+                <w:szCs w:val="18"/>
+              </w:rPr>
+              <w:t>}</w:t>
             </w:r>
           </w:p>
         </w:tc>
@@ -2901,7 +3297,23 @@
           <w:sz w:val="18"/>
           <w:szCs w:val="18"/>
         </w:rPr>
-        <w:t xml:space="preserve"> {InterestRate}</w:t>
+        <w:t xml:space="preserve"> {</w:t>
+      </w:r>
+      <w:proofErr w:type="spellStart"/>
+      <w:r>
+        <w:rPr>
+          <w:sz w:val="18"/>
+          <w:szCs w:val="18"/>
+        </w:rPr>
+        <w:t>InterestRate</w:t>
+      </w:r>
+      <w:proofErr w:type="spellEnd"/>
+      <w:r>
+        <w:rPr>
+          <w:sz w:val="18"/>
+          <w:szCs w:val="18"/>
+        </w:rPr>
+        <w:t>}</w:t>
       </w:r>
       <w:r>
         <w:rPr>
@@ -2936,7 +3348,23 @@
           <w:sz w:val="18"/>
           <w:szCs w:val="18"/>
         </w:rPr>
-        <w:t>{AddOnRate}</w:t>
+        <w:t>{</w:t>
+      </w:r>
+      <w:proofErr w:type="spellStart"/>
+      <w:r>
+        <w:rPr>
+          <w:sz w:val="18"/>
+          <w:szCs w:val="18"/>
+        </w:rPr>
+        <w:t>AddOnRate</w:t>
+      </w:r>
+      <w:proofErr w:type="spellEnd"/>
+      <w:r>
+        <w:rPr>
+          <w:sz w:val="18"/>
+          <w:szCs w:val="18"/>
+        </w:rPr>
+        <w:t>}</w:t>
       </w:r>
       <w:r>
         <w:rPr>
